--- a/index.docx
+++ b/index.docx
@@ -107,6 +107,20 @@
         <w:pStyle w:val="Author"/>
       </w:pPr>
       <w:r>
+        <w:t xml:space="preserve">Kendra</w:t>
+      </w:r>
+      <w:r>
+        <w:t xml:space="preserve"> </w:t>
+      </w:r>
+      <w:r>
+        <w:t xml:space="preserve">Wyant</w:t>
+      </w:r>
+    </w:p>
+    <w:p>
+      <w:pPr>
+        <w:pStyle w:val="Author"/>
+      </w:pPr>
+      <w:r>
         <w:t xml:space="preserve">Christopher</w:t>
       </w:r>
       <w:r>
@@ -141,7 +155,7 @@
         <w:pStyle w:val="Date"/>
       </w:pPr>
       <w:r>
-        <w:t xml:space="preserve">2026-01-16</w:t>
+        <w:t xml:space="preserve">2026-08-18</w:t>
       </w:r>
     </w:p>
     <w:p>
@@ -235,7 +249,7 @@
         <w:pStyle w:val="BodyText"/>
       </w:pPr>
       <w:r>
-        <w:t xml:space="preserve">One way to provide ongoing assistance to individuals in recovery is through the development of a continuous risk monitoring and support system. An ideal version of this system consists of two core components. First, the system must be able to collect risk-relevant data with sufficient temporal precision. Next, the system should communicate factors driving (or mitigating) this risk to provide personalized recommendations (e.g., behavior modification or continuation, seeking out supports). Not only does this system need to be developed outright, it also needs to be designed to be both sustainable (i.e., can be used over an extended period of time) and scalable (i.e., can be effectively used by a maximal amount of people). These goals can be accomplished by integrating personal sensing data and machine learning within such a system.</w:t>
+        <w:t xml:space="preserve">One way to provide ongoing assistance to individuals in recovery is through the development of a continuous risk monitoring and support system. An ideal version of this system consists of two core components. First, the system must be able to collect risk-relevant data with sufficient temporal precision. Next, the system should communicate factors driving (or mitigating) this risk to provide personalized recommendations (e.g., behavior modification, seeking out supports). Not only does this system need to be developed outright, it also needs to be designed to be both sustainable (i.e., can be used over an extended period of time) and scalable (i.e., can be effectively used by a maximal amount of people). These goals can be accomplished by integrating personal sensing data and machine learning within such a system.</w:t>
       </w:r>
     </w:p>
     <w:p>
@@ -357,7 +371,7 @@
         <w:pStyle w:val="FirstParagraph"/>
       </w:pPr>
       <w:r>
-        <w:t xml:space="preserve">Geolocation data consist of latitude and longitude coordinates and can be sampled continuously at regular intervals using applications on smartphones, and therefore have greater temporal sensitivity and specificity compared to EMAs. Furthermore, the collection of these data requires little to no input from the user beyond initial set-up, while EMAs necessitate repeated daily engagement. In fact, many smartphones and smartwatches automatically collect geolocation data by default. Incorporating these data within a continuous risk monitoring and support system could mean reduced patient burden (i.e., fewer surveys to fill out) and a potentially more equitable system (i.e., easier for people who cannot fill out multiple surveys per day to engage with and, therefore, benefit from). Taken together, there is high potential for geolocation data to be feasibly harnessed both to improve upon past work and to eventually be integrated within a larger monitoring and support system.</w:t>
+        <w:t xml:space="preserve">Geolocation data consist of latitude and longitude coordinates and can be sampled continuously at regular intervals using applications on smartphones, and therefore have greater temporal sensitivity and specificity compared to EMA. Furthermore, the collection of these data requires little to no input from the user beyond initial set-up, while EMA necessitates repeated daily engagement. In fact, many smartphones and smartwatches automatically collect geolocation data by default. Incorporating these data within a continuous risk monitoring and support system could mean reduced patient burden (i.e., fewer surveys to fill out) and a potentially more equitable system (i.e., easier for people who cannot fill out multiple surveys per day to engage with and, therefore, benefit from). Taken together, there is high potential for geolocation data to be feasibly harnessed both to improve upon past work and to eventually be integrated within a larger monitoring and support system.</w:t>
       </w:r>
     </w:p>
     <w:p>
@@ -487,16 +501,7 @@
         <w:pStyle w:val="BodyText"/>
       </w:pPr>
       <w:r>
-        <w:t xml:space="preserve">In order to implement these features in the context of a monitoring and support system, it is important that these features be intervenable. In other words, the system has to be able to provide a recommendation to the individual using it. From an algorithmic perspective, it is important to balance both prediction and explanatory goals. Certain features detailed in the psychological literature, such as circadian rhythmicity and entropy, have clearer face validity in terms of intervenability as compared to others, like movement speed. For example, changes in the regularity of someone’s movement (e.g., circadian rhythmicity) might be indicative of irregular sleep or significant life disruptions (e.g., losing one’s job). Encouraging the re-establishment of a regular routine to maintain recovery goals might be a helpful solution, given that disruptions of circadian rhythms appear related to increased alcohol use</w:t>
-      </w:r>
-      <w:r>
-        <w:t xml:space="preserve"> </w:t>
-      </w:r>
-      <w:r>
-        <w:t xml:space="preserve">(Nelson et al., 2024)</w:t>
-      </w:r>
-      <w:r>
-        <w:t xml:space="preserve">.</w:t>
+        <w:t xml:space="preserve">In order to implement these features in the context of a monitoring and support system, it is important that these features be intervenable. In other words, the system has to be able to provide a recommendation to the individual using it. From an algorithmic perspective, it is important to balance both prediction and explanatory goals. Certain features detailed in the psychological literature, such as location variance and entropy, have clearer face validity in terms of intervenability as compared to others, like movement speed. For example, changes in the variability of someone’s movement (e.g., location variance) might be indicative of significant life disruptions (e.g., losing one’s job). In this scenario, encouraging the re-establishment of a regular routine to maintain recovery goals might be a helpful intervention point.</w:t>
       </w:r>
     </w:p>
     <w:p>
@@ -725,7 +730,7 @@
         <w:t xml:space="preserve">)</w:t>
       </w:r>
       <w:r>
-        <w:t xml:space="preserve">. Second, we leveraged geolocation features from across the literature that are both raw and contextualized in order to cast a wide net across potential precipitants to lapse. To understand the utility of geolocation data broadly and specific ways of calculating geolocation-based features more specifically, we evaluated several different model configurations and compare them below. We further investigated what specific features were most predictive within our model to address our explanatory goal of uncovering relevant, actionable lapse risk factors which could be used to provide personalized recommendations in future work. This study constitutes an initial evaluation of a model designed to predict lapse back to alcohol use using minimally burdensome data that has the potential to be integrated within a continuous risk monitoring and support system.</w:t>
+        <w:t xml:space="preserve">. Second, we leveraged geolocation features from across the literature that are both raw and contextualized in order to cast a wide net across potential precipitants to lapse. To understand the utility of geolocation data broadly, we evaluated its performance against baseline characteristics (i.e., demographics). We further investigated what specific features were most predictive within our model to address our explanatory goal of uncovering relevant, actionable lapse risk factors which could be used to provide personalized recommendations in future work. This study constitutes an initial evaluation of a model designed to predict lapse back to alcohol use using minimally burdensome data that has the potential to be integrated within a continuous risk monitoring and support system.</w:t>
       </w:r>
     </w:p>
     <w:bookmarkEnd w:id="21"/>
@@ -753,9 +758,95 @@
         <w:pStyle w:val="FirstParagraph"/>
       </w:pPr>
       <w:r>
-        <w:t xml:space="preserve">One hundred and forty six individuals in early recovery (1-8 weeks of abstinence) from AUD were recruited from the Madison area to take part in a three-month study on how mobile health technology can provide recovery support between 2017 and 2019 (R01 AA024391). Recruitment approaches included social media platforms (e.g., Facebook), television and radio advertisements, and clinic referrals. Prospective participants completed a phone screen to assess match with eligibility criteria (</w:t>
-      </w:r>
-      <w:hyperlink w:anchor="tbl-elig">
+        <w:t xml:space="preserve">One hundred and forty six individuals in early recovery (1-8 weeks of abstinence) from AUD were recruited from the Madison area to take part in a three-month study on how mobile health technology can provide recovery support between 2017 and 2019 (R01 AA024391). Recruitment approaches included social media platforms (e.g., Facebook), television and radio advertisements, and clinic referrals. Prospective participants completed a phone screen to assess match with eligibility criteria, which necessitated that they were:</w:t>
+      </w:r>
+    </w:p>
+    <w:p>
+      <w:pPr>
+        <w:pStyle w:val="Compact"/>
+        <w:numPr>
+          <w:ilvl w:val="0"/>
+          <w:numId w:val="1001"/>
+        </w:numPr>
+      </w:pPr>
+      <w:r>
+        <w:t xml:space="preserve">&gt;= 18 years of age</w:t>
+      </w:r>
+    </w:p>
+    <w:p>
+      <w:pPr>
+        <w:pStyle w:val="Compact"/>
+        <w:numPr>
+          <w:ilvl w:val="0"/>
+          <w:numId w:val="1001"/>
+        </w:numPr>
+      </w:pPr>
+      <w:r>
+        <w:t xml:space="preserve">Able to read and write in English</w:t>
+      </w:r>
+    </w:p>
+    <w:p>
+      <w:pPr>
+        <w:pStyle w:val="Compact"/>
+        <w:numPr>
+          <w:ilvl w:val="0"/>
+          <w:numId w:val="1001"/>
+        </w:numPr>
+      </w:pPr>
+      <w:r>
+        <w:t xml:space="preserve">Assessed as meeting criteria for moderate AUD (&gt;= 4 self-reported DSM-5 symptoms)</w:t>
+      </w:r>
+    </w:p>
+    <w:p>
+      <w:pPr>
+        <w:pStyle w:val="Compact"/>
+        <w:numPr>
+          <w:ilvl w:val="0"/>
+          <w:numId w:val="1001"/>
+        </w:numPr>
+      </w:pPr>
+      <w:r>
+        <w:t xml:space="preserve">Abstinent from alcohol for 1-8 weeks</w:t>
+      </w:r>
+    </w:p>
+    <w:p>
+      <w:pPr>
+        <w:pStyle w:val="Compact"/>
+        <w:numPr>
+          <w:ilvl w:val="0"/>
+          <w:numId w:val="1001"/>
+        </w:numPr>
+      </w:pPr>
+      <w:r>
+        <w:t xml:space="preserve">Willing to use only one smartphone while on study (personal or study-provided)</w:t>
+      </w:r>
+    </w:p>
+    <w:p>
+      <w:pPr>
+        <w:pStyle w:val="FirstParagraph"/>
+      </w:pPr>
+      <w:r>
+        <w:t xml:space="preserve">Participants were excluded if they exhibited severe symptoms of paranoia or psychosis (a score &lt;= 2.24 on the SCL-90 psychosis scale or a score &lt;= 2.82 on the SCL-90 paranoia scale administered at screening). Participants completed a baseline measure of demographics at the screening visit, which was used for fairness assessments and included: sex, race, ethnicity, employment status, income, and marital status.</w:t>
+      </w:r>
+    </w:p>
+    <w:bookmarkEnd w:id="23"/>
+    <w:bookmarkStart w:id="24" w:name="procedure"/>
+    <w:p>
+      <w:pPr>
+        <w:pStyle w:val="Heading3"/>
+      </w:pPr>
+      <w:r>
+        <w:t xml:space="preserve">Procedure</w:t>
+      </w:r>
+    </w:p>
+    <w:p>
+      <w:pPr>
+        <w:pStyle w:val="FirstParagraph"/>
+      </w:pPr>
+      <w:r>
+        <w:t xml:space="preserve">Participants enrolled in a three-month study consisting of five in-person visits, daily surveys, and continuous passive monitoring of geolocation data. Following screening and enrollment visits in which participants consented to participate, learned how to manage location sharing (i.e., turn off location sharing when desired), and reported frequently visited locations, participants completed three follow-up visits one month apart. At each visit, participants were asked questions about frequently visited (&gt;2 times during the course of the previous month) locations (</w:t>
+      </w:r>
+      <w:hyperlink w:anchor="tbl-context">
         <w:r>
           <w:rPr>
             <w:rStyle w:val="Hyperlink"/>
@@ -764,28 +855,70 @@
         </w:r>
       </w:hyperlink>
       <w:r>
-        <w:t xml:space="preserve">). Participants were excluded if they exhibited severe symptoms of paranoia or psychosis (a score &lt;= 2.24 on the SCL-90 psychosis scale or a score &lt;= 2.82 on the SCL-90 paranoia scale administered at screening). Participants completed a baseline measure of demographics and other constructs relevant to lapse at the screening visit, which was used for fairness assessments (</w:t>
-      </w:r>
-      <w:hyperlink w:anchor="tbl-demo-1">
-        <w:r>
-          <w:rPr>
-            <w:rStyle w:val="Hyperlink"/>
-          </w:rPr>
-          <w:t xml:space="preserve">Table 2</w:t>
-        </w:r>
-      </w:hyperlink>
-      <w:r>
-        <w:t xml:space="preserve">).</w:t>
-      </w:r>
-    </w:p>
-    <w:bookmarkEnd w:id="23"/>
-    <w:bookmarkStart w:id="24" w:name="procedure"/>
+        <w:t xml:space="preserve">). Participants were debriefed at the third and final follow-up visit. Participants were expected to provide continuous geolocation data while on study. Other personal sensing data streams (EMA, cellular communications, sleep quality, and audio check-ins) were collected as part of the parent grant’s aims (R01 AA024391).</w:t>
+      </w:r>
+    </w:p>
+    <w:p>
+      <w:pPr>
+        <w:pStyle w:val="BodyText"/>
+      </w:pPr>
+      <w:r>
+        <w:t xml:space="preserve">To enable collection of geolocation data, participants downloaded either the Moves app or the FollowMee app during the intake visit. Moves was bought-out and subsequently deprecated while the study was ongoing (July 2018) and data collection continued using FollowMee until the end of the study. Both apps continuously tracked location via GPS and WiFi positioning technology. The FollowMee app uses adaptive sampling (samples location less frequently when the subject appears to be still), while the Moves app used fixed sampling (samples location steadily regardless of subject movement).</w:t>
+      </w:r>
+    </w:p>
+    <w:p>
+      <w:pPr>
+        <w:pStyle w:val="BodyText"/>
+      </w:pPr>
+      <w:r>
+        <w:t xml:space="preserve">After completion of the study, data were processed to filter out duplicated points, fast movement speeds (&gt;100mph), sudden positional jumps, and periods of long duration suggesting sampling error issues (&gt;24 hours with no movement or &gt;2 hours with a positional jump of more than 0.31 miles or 500 meters). Data points were classified as</w:t>
+      </w:r>
+      <w:r>
+        <w:t xml:space="preserve"> </w:t>
+      </w:r>
+      <w:r>
+        <w:t xml:space="preserve">“</w:t>
+      </w:r>
+      <w:r>
+        <w:t xml:space="preserve">in transit</w:t>
+      </w:r>
+      <w:r>
+        <w:t xml:space="preserve">”</w:t>
+      </w:r>
+      <w:r>
+        <w:t xml:space="preserve"> </w:t>
+      </w:r>
+      <w:r>
+        <w:t xml:space="preserve">when spacing between individual positions suggested a movement speed of greater than 4mph per NIH health guidelines</w:t>
+      </w:r>
+      <w:r>
+        <w:t xml:space="preserve"> </w:t>
+      </w:r>
+      <w:r>
+        <w:t xml:space="preserve">(</w:t>
+      </w:r>
+      <w:r>
+        <w:rPr>
+          <w:b/>
+          <w:bCs/>
+        </w:rPr>
+        <w:t xml:space="preserve">u.s.departmentofhealthandhumanservicesPhysicalActivityGuidelines2018?</w:t>
+      </w:r>
+      <w:r>
+        <w:t xml:space="preserve">)</w:t>
+      </w:r>
+      <w:r>
+        <w:t xml:space="preserve">. Participants were considered to be at a known contextual location if they were within 0.031 miles (50 meters) of a reported frequently visited location.</w:t>
+      </w:r>
+    </w:p>
+    <w:bookmarkEnd w:id="24"/>
+    <w:bookmarkStart w:id="25" w:name="data-analytic-strategy"/>
     <w:p>
       <w:pPr>
         <w:pStyle w:val="Heading3"/>
       </w:pPr>
       <w:r>
-        <w:t xml:space="preserve">Procedure</w:t>
+        <w:t xml:space="preserve">Data analytic strategy</w:t>
       </w:r>
     </w:p>
     <w:p>
@@ -793,18 +926,233 @@
         <w:pStyle w:val="FirstParagraph"/>
       </w:pPr>
       <w:r>
-        <w:t xml:space="preserve">Participants enrolled in a three-month study consisting of five in-person visits, daily surveys, and continuous passive monitoring of geolocation data. Following screening and enrollment visits in which participants consented to participate, learned how to manage location sharing (i.e., turn off location sharing when desired), and reported frequently visited locations, participants completed three follow-up visits one month apart. At each visit, participants were asked questions about frequently visited (&gt;2 times during the course of the previous month) locations (</w:t>
+        <w:t xml:space="preserve">Data preprocessing, modeling, and Bayesian analyses were done in R using the tidymodels ecosystem</w:t>
+      </w:r>
+      <w:r>
+        <w:t xml:space="preserve"> </w:t>
+      </w:r>
+      <w:r>
+        <w:t xml:space="preserve">(Kuhn &amp; Wickham, 2020)</w:t>
+      </w:r>
+      <w:r>
+        <w:t xml:space="preserve">. Models were trained using high-throughput computing resources provided by the University of Wisconsin Center for High Throughput Computing</w:t>
+      </w:r>
+      <w:r>
+        <w:t xml:space="preserve"> </w:t>
+      </w:r>
+      <w:r>
+        <w:t xml:space="preserve">(Center for High Throughput Computing, 2006)</w:t>
+      </w:r>
+      <w:r>
+        <w:t xml:space="preserve">.</w:t>
+      </w:r>
+    </w:p>
+    <w:p>
+      <w:pPr>
+        <w:pStyle w:val="BodyText"/>
+      </w:pPr>
+      <w:r>
+        <w:t xml:space="preserve">In the interest of transparency, all analysis scripts and results can be found publicly on our study website (https://jjcurtin.gitub.io/study_gps). We additionally include the Transparent Reporting of a Multivariate Prediction Model for Indiviudal Prognosis or Diagnosis extension for Artificial Intelligence (TRIPOD+AI) checklist in the supplement</w:t>
+      </w:r>
+      <w:r>
+        <w:t xml:space="preserve"> </w:t>
+      </w:r>
+      <w:r>
+        <w:t xml:space="preserve">(</w:t>
+      </w:r>
+      <w:r>
+        <w:rPr>
+          <w:b/>
+          <w:bCs/>
+        </w:rPr>
+        <w:t xml:space="preserve">collinsTRIPODAIStatementUpdated2024?</w:t>
+      </w:r>
+      <w:r>
+        <w:t xml:space="preserve">)</w:t>
+      </w:r>
+      <w:r>
+        <w:t xml:space="preserve">.</w:t>
+      </w:r>
+    </w:p>
+    <w:bookmarkEnd w:id="25"/>
+    <w:bookmarkStart w:id="26" w:name="outcome-variable-lapses"/>
+    <w:p>
+      <w:pPr>
+        <w:pStyle w:val="Heading3"/>
+      </w:pPr>
+      <w:r>
+        <w:t xml:space="preserve">Outcome variable: Lapses</w:t>
+      </w:r>
+    </w:p>
+    <w:p>
+      <w:pPr>
+        <w:pStyle w:val="FirstParagraph"/>
+      </w:pPr>
+      <w:r>
+        <w:t xml:space="preserve">Alcohol lapses were used as the outcome variable in this study and were used to provide labels for model training, for testing model performance, and for testing issues of algorithmic fairness. Future lapse occurrence (here conceptualized as next-day lapse) was predicted in 24-hour windows which advanced hour-by-hour.</w:t>
+      </w:r>
+      <w:r>
+        <w:t xml:space="preserve"> </w:t>
+      </w:r>
+      <w:r>
+        <w:rPr>
+          <w:i/>
+          <w:iCs/>
+        </w:rPr>
+        <w:t xml:space="preserve">Lapse</w:t>
+      </w:r>
+      <w:r>
+        <w:t xml:space="preserve"> </w:t>
+      </w:r>
+      <w:r>
+        <w:t xml:space="preserve">and</w:t>
+      </w:r>
+      <w:r>
+        <w:t xml:space="preserve"> </w:t>
+      </w:r>
+      <w:r>
+        <w:rPr>
+          <w:i/>
+          <w:iCs/>
+        </w:rPr>
+        <w:t xml:space="preserve">no lapse</w:t>
+      </w:r>
+      <w:r>
+        <w:t xml:space="preserve"> </w:t>
+      </w:r>
+      <w:r>
+        <w:t xml:space="preserve">occurrences were identified from the daily survey question,</w:t>
+      </w:r>
+      <w:r>
+        <w:t xml:space="preserve"> </w:t>
+      </w:r>
+      <w:r>
+        <w:rPr>
+          <w:i/>
+          <w:iCs/>
+        </w:rPr>
+        <w:t xml:space="preserve">“</w:t>
+      </w:r>
+      <w:r>
+        <w:rPr>
+          <w:i/>
+          <w:iCs/>
+        </w:rPr>
+        <w:t xml:space="preserve">Have you drank any alcohol that you have not yet reported?</w:t>
+      </w:r>
+      <w:r>
+        <w:rPr>
+          <w:i/>
+          <w:iCs/>
+        </w:rPr>
+        <w:t xml:space="preserve">”</w:t>
+      </w:r>
+      <w:r>
+        <w:t xml:space="preserve">. Participants who responded</w:t>
+      </w:r>
+      <w:r>
+        <w:t xml:space="preserve"> </w:t>
+      </w:r>
+      <w:r>
+        <w:rPr>
+          <w:i/>
+          <w:iCs/>
+        </w:rPr>
+        <w:t xml:space="preserve">yes</w:t>
+      </w:r>
+      <w:r>
+        <w:t xml:space="preserve"> </w:t>
+      </w:r>
+      <w:r>
+        <w:t xml:space="preserve">to this question were then asked to report the date and hour of the start and the end of the drinking episode. In this case, the prediction window was labeled</w:t>
+      </w:r>
+      <w:r>
+        <w:t xml:space="preserve"> </w:t>
+      </w:r>
+      <w:r>
+        <w:rPr>
+          <w:i/>
+          <w:iCs/>
+        </w:rPr>
+        <w:t xml:space="preserve">lapse</w:t>
+      </w:r>
+      <w:r>
+        <w:t xml:space="preserve">. Prediction windows were labeled</w:t>
+      </w:r>
+      <w:r>
+        <w:t xml:space="preserve"> </w:t>
+      </w:r>
+      <w:r>
+        <w:rPr>
+          <w:i/>
+          <w:iCs/>
+        </w:rPr>
+        <w:t xml:space="preserve">no lapse</w:t>
+      </w:r>
+      <w:r>
+        <w:t xml:space="preserve"> </w:t>
+      </w:r>
+      <w:r>
+        <w:t xml:space="preserve">if no alcohol use was reported within that window.</w:t>
+      </w:r>
+    </w:p>
+    <w:bookmarkEnd w:id="26"/>
+    <w:bookmarkStart w:id="27" w:name="input-variables-feature-engineering"/>
+    <w:p>
+      <w:pPr>
+        <w:pStyle w:val="Heading3"/>
+      </w:pPr>
+      <w:r>
+        <w:t xml:space="preserve">Input variables: Feature engineering</w:t>
+      </w:r>
+    </w:p>
+    <w:p>
+      <w:pPr>
+        <w:pStyle w:val="FirstParagraph"/>
+      </w:pPr>
+      <w:r>
+        <w:t xml:space="preserve">Feature engineering is the process of creating variables (or</w:t>
+      </w:r>
+      <w:r>
+        <w:t xml:space="preserve"> </w:t>
+      </w:r>
+      <w:r>
+        <w:rPr>
+          <w:i/>
+          <w:iCs/>
+        </w:rPr>
+        <w:t xml:space="preserve">“</w:t>
+      </w:r>
+      <w:r>
+        <w:rPr>
+          <w:i/>
+          <w:iCs/>
+        </w:rPr>
+        <w:t xml:space="preserve">features</w:t>
+      </w:r>
+      <w:r>
+        <w:rPr>
+          <w:i/>
+          <w:iCs/>
+        </w:rPr>
+        <w:t xml:space="preserve">”</w:t>
+      </w:r>
+      <w:r>
+        <w:t xml:space="preserve">) from unprocessed data and was used to transform raw geolocation data. Separate feature categories were created for the six contextualized geolocation categories (presented in</w:t>
+      </w:r>
+      <w:r>
+        <w:t xml:space="preserve"> </w:t>
       </w:r>
       <w:hyperlink w:anchor="tbl-context">
         <w:r>
           <w:rPr>
             <w:rStyle w:val="Hyperlink"/>
           </w:rPr>
-          <w:t xml:space="preserve">Table 3</w:t>
+          <w:t xml:space="preserve">Table 1</w:t>
         </w:r>
       </w:hyperlink>
       <w:r>
-        <w:t xml:space="preserve">). Participants were debriefed at the third and final follow-up visit. Participants were expected to provide continuous geolocation data while on study. Other personal sensing data streams (EMA, cellular communications, sleep quality, and audio check-ins) were collected as part of the parent grant’s aims (R01 AA024391).</w:t>
+        <w:t xml:space="preserve">) and for six raw geolocation categories: variability in location, time spent outside of the home in the evening, time spent at home, entropy, normalized entropy, and weather.</w:t>
       </w:r>
     </w:p>
     <w:p>
@@ -812,65 +1160,106 @@
         <w:pStyle w:val="BodyText"/>
       </w:pPr>
       <w:r>
-        <w:t xml:space="preserve">To enable collection of geolocation data, participants downloaded either the Moves app or the FollowMee app during the intake visit. Moves was bought-out and subsequently deprecated while the study was ongoing (July 2018) and data collection continued using FollowMee until the end of the study. Both apps continuously tracked location via GPS and WiFi positioning technology.</w:t>
-      </w:r>
-      <w:r>
-        <w:t xml:space="preserve"> </w:t>
-      </w:r>
-    </w:p>
-    <w:p>
-      <w:pPr>
-        <w:pStyle w:val="BodyText"/>
-      </w:pPr>
-      <w:r>
-        <w:t xml:space="preserve">After completion of the study, data were processed to filter out duplicated points, fast movement speeds (&gt;100mph), sudden positional jumps, and periods of long duration suggesting sampling error issues (&gt;24 hours with no movement or &gt;2 hours with a positional jump of more than 0.31 miles or 500 meters). Data points were classified as</w:t>
-      </w:r>
-      <w:r>
-        <w:t xml:space="preserve"> </w:t>
-      </w:r>
-      <w:r>
-        <w:t xml:space="preserve">“</w:t>
-      </w:r>
-      <w:r>
-        <w:t xml:space="preserve">in transit</w:t>
-      </w:r>
-      <w:r>
-        <w:t xml:space="preserve">”</w:t>
-      </w:r>
-      <w:r>
-        <w:t xml:space="preserve"> </w:t>
-      </w:r>
-      <w:r>
-        <w:t xml:space="preserve">when spacing between individual positions suggested a movement speed of greater than 4mph per NIH health guidelines</w:t>
-      </w:r>
-      <w:r>
-        <w:t xml:space="preserve"> </w:t>
-      </w:r>
-      <w:r>
-        <w:t xml:space="preserve">(</w:t>
+        <w:t xml:space="preserve">Raw geolocation features were selected from the literature on account of their ability to be tied to realistic recommendations in a continuous monitoring and support system, with the exception of weather which was included in an effort to increase precision (see</w:t>
+      </w:r>
+      <w:r>
+        <w:t xml:space="preserve"> </w:t>
       </w:r>
       <w:r>
         <w:rPr>
           <w:b/>
           <w:bCs/>
         </w:rPr>
-        <w:t xml:space="preserve">u.s.departmentofhealthandhumanservicesPhysicalActivityGuidelines2018?</w:t>
+        <w:t xml:space="preserve">?@tbl-raw</w:t>
+      </w:r>
+      <w:r>
+        <w:t xml:space="preserve"> </w:t>
+      </w:r>
+      <w:r>
+        <w:t xml:space="preserve">for a detailed description of feature calculations and potential application). Entropy and normalized entropy were calculated based on frequently visited locations (described above) instead of location clustering (e.g.,</w:t>
+      </w:r>
+      <w:r>
+        <w:t xml:space="preserve"> </w:t>
+      </w:r>
+      <w:r>
+        <w:t xml:space="preserve">Saeb et al. (2015)</w:t>
+      </w:r>
+      <w:r>
+        <w:t xml:space="preserve">). Weather was calculated using the Applied Climate Information System (ACIS), which is maintained by the NOAA Regional Climate Centers (RCCs) using Weather FetchR, a collection of functions designed for querying this database and aligning it with geolocation data</w:t>
+      </w:r>
+      <w:r>
+        <w:t xml:space="preserve"> </w:t>
+      </w:r>
+      <w:r>
+        <w:t xml:space="preserve">(</w:t>
+      </w:r>
+      <w:r>
+        <w:rPr>
+          <w:b/>
+          <w:bCs/>
+        </w:rPr>
+        <w:t xml:space="preserve">punturieriWeatherfetchr2025?</w:t>
       </w:r>
       <w:r>
         <w:t xml:space="preserve">)</w:t>
       </w:r>
       <w:r>
-        <w:t xml:space="preserve">. Participants were considered to be at a known contextual location if they were within 0.031 miles (50 meters) of a reported frequently visited location.</w:t>
-      </w:r>
-    </w:p>
-    <w:bookmarkEnd w:id="24"/>
-    <w:bookmarkStart w:id="25" w:name="data-analytic-strategy"/>
+        <w:t xml:space="preserve">.</w:t>
+      </w:r>
+    </w:p>
+    <w:p>
+      <w:pPr>
+        <w:pStyle w:val="BodyText"/>
+      </w:pPr>
+      <w:r>
+        <w:t xml:space="preserve">All contextualized features were calculated both as raw (i.e., summed duration over past 24 and 168 hour periods) and change features (i.e., relative to all previous geolocation data) in order to capture individual variation. The calculation windows, as well as whether raw and/or change features were calculated, for raw features are displayed in</w:t>
+      </w:r>
+      <w:r>
+        <w:t xml:space="preserve"> </w:t>
+      </w:r>
+      <w:r>
+        <w:rPr>
+          <w:b/>
+          <w:bCs/>
+        </w:rPr>
+        <w:t xml:space="preserve">?@tbl-raw</w:t>
+      </w:r>
+      <w:r>
+        <w:t xml:space="preserve">.</w:t>
+      </w:r>
+    </w:p>
+    <w:p>
+      <w:pPr>
+        <w:pStyle w:val="BodyText"/>
+      </w:pPr>
+      <w:r>
+        <w:t xml:space="preserve">Finally, we also created demographic features based on intake surveys: two quantitative (age, in years; income, in USD) and four dummy-coded (sex assigned at birth, male versus female; race/ethnicity, non-Hispanic White versus non-White and/or Hispanic; marital status, married versus not married versus other; education, high school or less versus some college versus some degree). Of our dummy-coded variables, education and marital status were one-hot encoded.</w:t>
+      </w:r>
+    </w:p>
+    <w:p>
+      <w:pPr>
+        <w:pStyle w:val="BodyText"/>
+      </w:pPr>
+      <w:r>
+        <w:t xml:space="preserve">This resulted in a total of 108 features.</w:t>
+      </w:r>
+    </w:p>
+    <w:p>
+      <w:pPr>
+        <w:pStyle w:val="BodyText"/>
+      </w:pPr>
+      <w:r>
+        <w:t xml:space="preserve">Imputation of missing data and removal of zero-variance features were additional general processing steps that were completed during feature engineering.</w:t>
+      </w:r>
+    </w:p>
+    <w:bookmarkEnd w:id="27"/>
+    <w:bookmarkStart w:id="28" w:name="algorithm-development-performance"/>
     <w:p>
       <w:pPr>
         <w:pStyle w:val="Heading3"/>
       </w:pPr>
       <w:r>
-        <w:t xml:space="preserve">Data analytic strategy</w:t>
+        <w:t xml:space="preserve">Algorithm development &amp; performance</w:t>
       </w:r>
     </w:p>
     <w:p>
@@ -878,35 +1267,181 @@
         <w:pStyle w:val="FirstParagraph"/>
       </w:pPr>
       <w:r>
-        <w:t xml:space="preserve">Data preprocessing, modeling, and Bayesian analyses were done in R using the tidymodels ecosystem</w:t>
-      </w:r>
-      <w:r>
-        <w:t xml:space="preserve"> </w:t>
-      </w:r>
-      <w:r>
-        <w:t xml:space="preserve">(Kuhn &amp; Wickham, 2020)</w:t>
-      </w:r>
-      <w:r>
-        <w:t xml:space="preserve">. Models were trained using high-throughput computing resources provided by the University of Wisconsin Center for High Throughput Computing</w:t>
-      </w:r>
-      <w:r>
-        <w:t xml:space="preserve"> </w:t>
-      </w:r>
-      <w:r>
-        <w:t xml:space="preserve">(Center for High Throughput Computing, 2006)</w:t>
-      </w:r>
-      <w:r>
-        <w:t xml:space="preserve">. In the interest of transparency, all analysis scripts and results can be found publicly on our study website (https://jjcurtin.gitub.io/study_gps).</w:t>
-      </w:r>
-    </w:p>
-    <w:bookmarkEnd w:id="25"/>
-    <w:bookmarkStart w:id="26" w:name="outcome-variable-lapses"/>
+        <w:t xml:space="preserve">We trained and assessed several configurations of an XGBoost machine learning algorithm. The choice of using an XGBoost algorithm was motivated by two main reasons: 1) the calculation of Shapley values, used to understand the relative contributions of features in predictions, is optimized for XGBoost; and 2) previous work in our lab has made use of XGBoost algorithms in model development</w:t>
+      </w:r>
+      <w:r>
+        <w:t xml:space="preserve"> </w:t>
+      </w:r>
+      <w:r>
+        <w:t xml:space="preserve">(</w:t>
+      </w:r>
+      <w:r>
+        <w:rPr>
+          <w:b/>
+          <w:bCs/>
+        </w:rPr>
+        <w:t xml:space="preserve">wyantMachineLearningModels2023?</w:t>
+      </w:r>
+      <w:r>
+        <w:t xml:space="preserve">)</w:t>
+      </w:r>
+      <w:r>
+        <w:t xml:space="preserve"> </w:t>
+      </w:r>
+      <w:r>
+        <w:t xml:space="preserve">and the ability to eventually consolidate features across models in future work is of high priority.</w:t>
+      </w:r>
+    </w:p>
+    <w:p>
+      <w:pPr>
+        <w:pStyle w:val="BodyText"/>
+      </w:pPr>
+      <w:r>
+        <w:t xml:space="preserve">We created two model types which varied across two feature sets: demographics only (baseline model) and a model which included all geolocation features as well as demographics (full model). This model comparison was designed to assess the value of geolocation features over demographics.</w:t>
+      </w:r>
+    </w:p>
+    <w:p>
+      <w:pPr>
+        <w:pStyle w:val="BodyText"/>
+      </w:pPr>
+      <w:r>
+        <w:t xml:space="preserve">Configurations of models varied across a relevant and appropriate range of model-specific hyperparameters (trees, tree_depth, and mtry). No early stopping point was set and learning rate (eta) was set to .03 for all model configurations.</w:t>
+      </w:r>
+    </w:p>
+    <w:p>
+      <w:pPr>
+        <w:pStyle w:val="BodyText"/>
+      </w:pPr>
+      <w:r>
+        <w:t xml:space="preserve">Models were trained and assessed using participant-grouped, nested</w:t>
+      </w:r>
+      <w:r>
+        <w:t xml:space="preserve"> </w:t>
+      </w:r>
+      <w:r>
+        <w:rPr>
+          <w:i/>
+          <w:iCs/>
+        </w:rPr>
+        <w:t xml:space="preserve">k</w:t>
+      </w:r>
+      <w:r>
+        <w:t xml:space="preserve">-fold cross-validation. Grouped cross-validation ensures that all data from a given participant are retained as either held-in or held-out, thereby preventing the introduction of bias from a participant’s data being used to predict their own data. Nested cross-validation uses two nested loops for dividing and holding out folds: an outer loop, where held-out folds serve as test sets for model evaluation; and inner loops, where held-out folds serve as validation sets for model selection</w:t>
+      </w:r>
+      <w:r>
+        <w:t xml:space="preserve"> </w:t>
+      </w:r>
+      <w:r>
+        <w:t xml:space="preserve">(Jonathan et al., 2000)</w:t>
+      </w:r>
+      <w:r>
+        <w:t xml:space="preserve">. We used 2 repeat of 5-fold cross-validation on the inner loop for model selection and 6 repeats of 5-fold cross-validation for evaluation.</w:t>
+      </w:r>
+    </w:p>
+    <w:p>
+      <w:pPr>
+        <w:pStyle w:val="BodyText"/>
+      </w:pPr>
+      <w:r>
+        <w:t xml:space="preserve">The primary performance metric for model selection and evaluation of the validation sets was area under the Receiver Operating Characteristic (auROC) curve</w:t>
+      </w:r>
+      <w:r>
+        <w:t xml:space="preserve"> </w:t>
+      </w:r>
+      <w:r>
+        <w:t xml:space="preserve">(Kuhn &amp; Johnson, 2018)</w:t>
+      </w:r>
+      <w:r>
+        <w:t xml:space="preserve">. auROC indexes the probability that the model will predict a higher score for a randomly selected positive case (lapse) relative to a randomly selected negative case (no lapse). The overall percentage of lapses across all observations (each day per participant on study) was 7.4%, motivating the selection of this metric as it is unaffected by class imbalance.</w:t>
+      </w:r>
+    </w:p>
+    <w:p>
+      <w:pPr>
+        <w:pStyle w:val="BodyText"/>
+      </w:pPr>
+      <w:r>
+        <w:t xml:space="preserve">In addition to providing information on the calibration of our model, we further calculate skill scores based on mean log loss. A skill score differs from proper scoring rules (such as the Brier score,</w:t>
+      </w:r>
+      <w:r>
+        <w:t xml:space="preserve"> </w:t>
+      </w:r>
+      <w:r>
+        <w:t xml:space="preserve">(</w:t>
+      </w:r>
+      <w:r>
+        <w:rPr>
+          <w:b/>
+          <w:bCs/>
+        </w:rPr>
+        <w:t xml:space="preserve">brieriVerificationForecastsExpressed1950?</w:t>
+      </w:r>
+      <w:r>
+        <w:t xml:space="preserve">)</w:t>
+      </w:r>
+      <w:r>
+        <w:t xml:space="preserve">) in that it compares the performance of a model to a reference</w:t>
+      </w:r>
+      <w:r>
+        <w:t xml:space="preserve"> </w:t>
+      </w:r>
+      <w:r>
+        <w:t xml:space="preserve">(</w:t>
+      </w:r>
+      <w:r>
+        <w:rPr>
+          <w:b/>
+          <w:bCs/>
+        </w:rPr>
+        <w:t xml:space="preserve">wheatcroftInterpretingSkillScore2019?</w:t>
+      </w:r>
+      <w:r>
+        <w:t xml:space="preserve">)</w:t>
+      </w:r>
+      <w:r>
+        <w:t xml:space="preserve">. Here, we compare the lapse base rate from the training data in each fold to our model. This provides us with the relative changes in log loss than can be achieved by using a more complex model relative to merely predicting the lapse base rate.</w:t>
+      </w:r>
+    </w:p>
+    <w:p>
+      <w:pPr>
+        <w:pStyle w:val="BodyText"/>
+      </w:pPr>
+      <w:r>
+        <w:t xml:space="preserve">Shapley values were computed in log-odd units in order to evaluate global importance of each feature category. Shapley values measure the unique contribution of features in an algorithm’s predictions and therefore identify the relative importance of different features</w:t>
+      </w:r>
+      <w:r>
+        <w:t xml:space="preserve"> </w:t>
+      </w:r>
+      <w:r>
+        <w:t xml:space="preserve">(Lundberg &amp; Lee, 2017)</w:t>
+      </w:r>
+      <w:r>
+        <w:t xml:space="preserve">. Global feature importance for each broad feature category was calculated by averaging the absolute values of Shapley values across all observations per feature category. Highly important features represent relevant, actionable potential antecedents to lapse (and therefore points of intervention) that will be relevant in the future development of a fully integrated continuous risk monitoring and support system. However, these are descriptive analyses because standard errors or other indices of uncertainty for important scores are not available for Shapley values. Of note, even low global features may be an important contributor to lapse, and therefore motivate intervention, for a specific person at a specific time (i.e., high local importance).</w:t>
+      </w:r>
+    </w:p>
+    <w:p>
+      <w:pPr>
+        <w:pStyle w:val="BodyText"/>
+      </w:pPr>
+      <w:r>
+        <w:t xml:space="preserve">Bayesian hierarchical generalized linear models were used to estimate the posterior probability distributions of auROCs. Median posterior probability for auROC and Bayesian credible intervals (CIs) are reported as an evaluation of each model’s overall performance. We used a threshold of auROC = .5 (chance performance) when examining CIs, such that a CI that does not contain .5 indicates performance above chance and therefore predictive signal in the data.</w:t>
+      </w:r>
+    </w:p>
+    <w:p>
+      <w:pPr>
+        <w:pStyle w:val="BodyText"/>
+      </w:pPr>
+      <w:r>
+        <w:t xml:space="preserve">Finally, Bayesian model comparisons were used to evaluate the model contrasts defined above based on feature sets. The probability that model performance systematically difference was determined for every model comparison. Posterior probabilities for auROC differences and the 95% Bayesian CI are reported.</w:t>
+      </w:r>
+    </w:p>
+    <w:bookmarkEnd w:id="28"/>
+    <w:bookmarkStart w:id="29" w:name="algorithmic-fairness"/>
     <w:p>
       <w:pPr>
         <w:pStyle w:val="Heading3"/>
       </w:pPr>
       <w:r>
-        <w:t xml:space="preserve">Outcome variable: Lapses</w:t>
+        <w:t xml:space="preserve">Algorithmic fairness</w:t>
       </w:r>
     </w:p>
     <w:p>
@@ -914,121 +1449,18 @@
         <w:pStyle w:val="FirstParagraph"/>
       </w:pPr>
       <w:r>
-        <w:t xml:space="preserve">Alcohol lapses were used as the outcome variable in this study and were used to provide labels for model training, for testing model performance, and for testing issues of algorithmic fairness. Future lapse occurrence (here conceptualized as next-day lapse) was predicted in 24-hour windows which advanced hour-by-hour.</w:t>
-      </w:r>
-      <w:r>
-        <w:t xml:space="preserve"> </w:t>
-      </w:r>
-      <w:r>
-        <w:rPr>
-          <w:i/>
-          <w:iCs/>
-        </w:rPr>
-        <w:t xml:space="preserve">Lapse</w:t>
-      </w:r>
-      <w:r>
-        <w:t xml:space="preserve"> </w:t>
-      </w:r>
-      <w:r>
-        <w:t xml:space="preserve">and</w:t>
-      </w:r>
-      <w:r>
-        <w:t xml:space="preserve"> </w:t>
-      </w:r>
-      <w:r>
-        <w:rPr>
-          <w:i/>
-          <w:iCs/>
-        </w:rPr>
-        <w:t xml:space="preserve">no lapse</w:t>
-      </w:r>
-      <w:r>
-        <w:t xml:space="preserve"> </w:t>
-      </w:r>
-      <w:r>
-        <w:t xml:space="preserve">occurrences were identified from the daily survey question,</w:t>
-      </w:r>
-      <w:r>
-        <w:t xml:space="preserve"> </w:t>
-      </w:r>
-      <w:r>
-        <w:rPr>
-          <w:i/>
-          <w:iCs/>
-        </w:rPr>
-        <w:t xml:space="preserve">“</w:t>
-      </w:r>
-      <w:r>
-        <w:rPr>
-          <w:i/>
-          <w:iCs/>
-        </w:rPr>
-        <w:t xml:space="preserve">Have you drank any alcohol that you have not yet reported?</w:t>
-      </w:r>
-      <w:r>
-        <w:rPr>
-          <w:i/>
-          <w:iCs/>
-        </w:rPr>
-        <w:t xml:space="preserve">”</w:t>
-      </w:r>
-      <w:r>
-        <w:t xml:space="preserve">. Participants who responded</w:t>
-      </w:r>
-      <w:r>
-        <w:t xml:space="preserve"> </w:t>
-      </w:r>
-      <w:r>
-        <w:rPr>
-          <w:i/>
-          <w:iCs/>
-        </w:rPr>
-        <w:t xml:space="preserve">yes</w:t>
-      </w:r>
-      <w:r>
-        <w:t xml:space="preserve"> </w:t>
-      </w:r>
-      <w:r>
-        <w:t xml:space="preserve">to this question were then asked to report the date and hour of the start and the end of the drinking episode. In this case, the prediction window was labeled</w:t>
-      </w:r>
-      <w:r>
-        <w:t xml:space="preserve"> </w:t>
-      </w:r>
-      <w:r>
-        <w:rPr>
-          <w:i/>
-          <w:iCs/>
-        </w:rPr>
-        <w:t xml:space="preserve">lapse</w:t>
-      </w:r>
-      <w:r>
-        <w:t xml:space="preserve">. Prediction windows were labeled</w:t>
-      </w:r>
-      <w:r>
-        <w:t xml:space="preserve"> </w:t>
-      </w:r>
-      <w:r>
-        <w:rPr>
-          <w:i/>
-          <w:iCs/>
-        </w:rPr>
-        <w:t xml:space="preserve">no lapse</w:t>
-      </w:r>
-      <w:r>
-        <w:t xml:space="preserve"> </w:t>
-      </w:r>
-      <w:r>
-        <w:t xml:space="preserve">if no alcohol use was reported within that window.</w:t>
-      </w:r>
-    </w:p>
-    <w:bookmarkEnd w:id="26"/>
-    <w:bookmarkStart w:id="27" w:name="input-variables-feature-engineering"/>
-    <w:p>
-      <w:pPr>
-        <w:pStyle w:val="Heading3"/>
-      </w:pPr>
-      <w:r>
-        <w:t xml:space="preserve">Input variables: Feature engineering</w:t>
+        <w:t xml:space="preserve">Classes for fairness analyses were defined on the basis of personal individual characteristics divided such that subgroups reflected coarse dichotomies of groups which experience relatively increased and decreased societal privilege. This resulted in five broad classes: white versus non-white, younger than 55 versus equal to or older than 55, above or below the 2018 Federal poverty line (https://aspe.hhs.gov/topics/poverty-economic-mobility/poverty-guidelines/prior-hhs-poverty-guidelines-federal-register-references), educational attainment status (college or more or some college or less), and sex at birth (male versus female). A Bayesian hierarchical generalized linear model was used to estimate the posterior probability distributions of auROCs and corresponding 95% Bayesian CIs across these eight subgroups. Finally, Bayesian group comparisons were used in order to identify the likelihood of differential performance of our model between subgroups within each class.</w:t>
+      </w:r>
+    </w:p>
+    <w:bookmarkEnd w:id="29"/>
+    <w:bookmarkEnd w:id="30"/>
+    <w:bookmarkStart w:id="36" w:name="results"/>
+    <w:p>
+      <w:pPr>
+        <w:pStyle w:val="Heading2"/>
+      </w:pPr>
+      <w:r>
+        <w:t xml:space="preserve">Results</w:t>
       </w:r>
     </w:p>
     <w:p>
@@ -1036,120 +1468,42 @@
         <w:pStyle w:val="FirstParagraph"/>
       </w:pPr>
       <w:r>
-        <w:t xml:space="preserve">Feature engineering is the process of creating variables (or</w:t>
-      </w:r>
-      <w:r>
-        <w:t xml:space="preserve"> </w:t>
-      </w:r>
-      <w:r>
-        <w:rPr>
-          <w:i/>
-          <w:iCs/>
-        </w:rPr>
-        <w:t xml:space="preserve">“</w:t>
-      </w:r>
-      <w:r>
-        <w:rPr>
-          <w:i/>
-          <w:iCs/>
-        </w:rPr>
-        <w:t xml:space="preserve">features</w:t>
-      </w:r>
-      <w:r>
-        <w:rPr>
-          <w:i/>
-          <w:iCs/>
-        </w:rPr>
-        <w:t xml:space="preserve">”</w:t>
-      </w:r>
-      <w:r>
-        <w:t xml:space="preserve">) from unprocessed data and was used to transform raw geolocation data. Separate feature categories were created for the six contextualized geolocation categories (presented in</w:t>
-      </w:r>
-      <w:r>
-        <w:t xml:space="preserve"> </w:t>
-      </w:r>
-      <w:hyperlink w:anchor="tbl-context">
+        <w:rPr>
+          <w:vertAlign w:val="subscript"/>
+        </w:rPr>
+        <w:t xml:space="preserve">Source:</w:t>
+      </w:r>
+      <w:r>
+        <w:rPr>
+          <w:vertAlign w:val="subscript"/>
+        </w:rPr>
+        <w:t xml:space="preserve"> </w:t>
+      </w:r>
+      <w:hyperlink r:id="rId31">
         <w:r>
           <w:rPr>
             <w:rStyle w:val="Hyperlink"/>
+            <w:vertAlign w:val="subscript"/>
           </w:rPr>
-          <w:t xml:space="preserve">Table 3</w:t>
+          <w:t xml:space="preserve">Article Notebook</w:t>
         </w:r>
       </w:hyperlink>
-      <w:r>
-        <w:t xml:space="preserve">) and for six raw geolocation categories: variability in location, time spent outside of the home in the evening, time spent at home, entropy, normalized entropy, and circadian movement</w:t>
-      </w:r>
-      <w:r>
-        <w:t xml:space="preserve"> </w:t>
-      </w:r>
-      <w:r>
-        <w:t xml:space="preserve">.</w:t>
-      </w:r>
-    </w:p>
-    <w:p>
-      <w:pPr>
-        <w:pStyle w:val="BodyText"/>
-      </w:pPr>
-      <w:r>
-        <w:t xml:space="preserve">Raw geolocation features were selected from the literature on account of their ability to be tied to realistic recommendations in a continuous monitoring and support system (see</w:t>
-      </w:r>
-      <w:r>
-        <w:t xml:space="preserve"> </w:t>
-      </w:r>
-      <w:hyperlink w:anchor="tbl-raw">
-        <w:r>
-          <w:rPr>
-            <w:rStyle w:val="Hyperlink"/>
-          </w:rPr>
-          <w:t xml:space="preserve">Table 4</w:t>
-        </w:r>
-      </w:hyperlink>
-      <w:r>
-        <w:t xml:space="preserve"> </w:t>
-      </w:r>
-      <w:r>
-        <w:t xml:space="preserve">for a detailed description of feature calculations and potential application). Entropy, normalized entropy, and circadian movement were all calculated based on location clusters.</w:t>
-      </w:r>
-      <w:r>
-        <w:t xml:space="preserve"> </w:t>
-      </w:r>
-    </w:p>
-    <w:p>
-      <w:pPr>
-        <w:pStyle w:val="BodyText"/>
-      </w:pPr>
-      <w:r>
-        <w:t xml:space="preserve">All contextualized features were calculated both as raw (i.e., summed duration over past 6, 12, 24, 48, 72, and 168 hour periods) and change features (i.e., relative to all previous geolocation data) in order to capture individual variation. The calculation windows, as well as whether raw and/or change features were calculated, for raw features are displayed in</w:t>
-      </w:r>
-      <w:r>
-        <w:t xml:space="preserve"> </w:t>
-      </w:r>
-      <w:hyperlink w:anchor="tbl-raw">
-        <w:r>
-          <w:rPr>
-            <w:rStyle w:val="Hyperlink"/>
-          </w:rPr>
-          <w:t xml:space="preserve">Table 4</w:t>
-        </w:r>
-      </w:hyperlink>
-      <w:r>
-        <w:t xml:space="preserve">.</w:t>
-      </w:r>
-    </w:p>
-    <w:p>
-      <w:pPr>
-        <w:pStyle w:val="BodyText"/>
-      </w:pPr>
-      <w:r>
-        <w:t xml:space="preserve">Finally, we also created demographic features based on intake surveys: two quantitative (age, in years; income, in USD) and five dummy-coded (sex assigned at birth, male versus female; race/ethnicity, non-Hispanic White versus non-White and/or Hispanic; marital status, married versus not married versus other; education, high school or less versus some college versus some degree; employment status, employed versus unemployed).</w:t>
-      </w:r>
-    </w:p>
-    <w:p>
-      <w:pPr>
-        <w:pStyle w:val="BodyText"/>
-      </w:pPr>
-      <w:r>
-        <w:t xml:space="preserve">This resulted in a total of</w:t>
+    </w:p>
+    <w:bookmarkStart w:id="32" w:name="demographics"/>
+    <w:p>
+      <w:pPr>
+        <w:pStyle w:val="Heading3"/>
+      </w:pPr>
+      <w:r>
+        <w:t xml:space="preserve">Demographics</w:t>
+      </w:r>
+    </w:p>
+    <w:p>
+      <w:pPr>
+        <w:pStyle w:val="FirstParagraph"/>
+      </w:pPr>
+      <w:r>
+        <w:t xml:space="preserve">A total of 192 individuals were eligible to participate in the study, of which 191 consented to participate and 169 enrolled in the study. Fifteen participants were excluded prior to the first monthly follow-up visit. One participant was excluded for not maintaining a recovery goal of abstinence during their time on study. Two participants were excluded due to low adherence to study procedures. A further five individuals were excluded due to poor geolocation data quality from software incompatibility, resulting in a final sample size of 146. A detailed breakdown of participant characteristics is presented in</w:t>
       </w:r>
       <w:r>
         <w:t xml:space="preserve"> </w:t>
@@ -1159,31 +1513,23 @@
           <w:b/>
           <w:bCs/>
         </w:rPr>
-        <w:t xml:space="preserve">XXX</w:t>
-      </w:r>
-      <w:r>
-        <w:t xml:space="preserve"> </w:t>
-      </w:r>
-      <w:r>
-        <w:t xml:space="preserve">features.</w:t>
-      </w:r>
-    </w:p>
-    <w:p>
-      <w:pPr>
-        <w:pStyle w:val="BodyText"/>
-      </w:pPr>
-      <w:r>
-        <w:t xml:space="preserve">Imputation of missing data and removal of zero-variance features are additional general processing steps that were completed during feature engineering.</w:t>
-      </w:r>
-    </w:p>
-    <w:bookmarkEnd w:id="27"/>
-    <w:bookmarkStart w:id="28" w:name="algorithm-development-performance"/>
+        <w:t xml:space="preserve">?@tbl-demo</w:t>
+      </w:r>
+      <w:r>
+        <w:t xml:space="preserve">.</w:t>
+      </w:r>
+      <w:r>
+        <w:t xml:space="preserve"> </w:t>
+      </w:r>
+    </w:p>
+    <w:bookmarkEnd w:id="32"/>
+    <w:bookmarkStart w:id="33" w:name="auroc-and-model-comparisons"/>
     <w:p>
       <w:pPr>
         <w:pStyle w:val="Heading3"/>
       </w:pPr>
       <w:r>
-        <w:t xml:space="preserve">Algorithm development &amp; performance</w:t>
+        <w:t xml:space="preserve">auROC and Model Comparisons</w:t>
       </w:r>
     </w:p>
     <w:p>
@@ -1191,135 +1537,651 @@
         <w:pStyle w:val="FirstParagraph"/>
       </w:pPr>
       <w:r>
-        <w:t xml:space="preserve">We trained and assessed several configurations of an XGBoost machine learning algorithm. The choice of using an XGBoost algorithm was motivated by two main reasons: 1) the calculation of Shapley values, used to understand the relative contributions of features in predictions, is optimized for XGBoost; and 2) previous work in our lab has made use of XGBoost algorithms in model development</w:t>
-      </w:r>
-      <w:r>
-        <w:t xml:space="preserve"> </w:t>
-      </w:r>
-      <w:r>
-        <w:t xml:space="preserve">(</w:t>
+        <w:t xml:space="preserve">The median auROC over all 30 folds was</w:t>
+      </w:r>
+      <w:r>
+        <w:t xml:space="preserve"> </w:t>
       </w:r>
       <w:r>
         <w:rPr>
           <w:b/>
           <w:bCs/>
         </w:rPr>
+        <w:t xml:space="preserve">INSERT</w:t>
+      </w:r>
+      <w:r>
+        <w:t xml:space="preserve">.</w:t>
+      </w:r>
+      <w:r>
+        <w:t xml:space="preserve"> </w:t>
+      </w:r>
+      <w:r>
+        <w:rPr>
+          <w:b/>
+          <w:bCs/>
+        </w:rPr>
+        <w:t xml:space="preserve">FIGURE HERE</w:t>
+      </w:r>
+      <w:r>
+        <w:t xml:space="preserve"> </w:t>
+      </w:r>
+      <w:r>
+        <w:t xml:space="preserve">displays a receiver operating characteristic curve representing aggregate predicted lapse probabilities across all folds superimposed over each fold’s individual curve. An additional histogram of model performance distribution across folds can be seen in</w:t>
+      </w:r>
+      <w:r>
+        <w:t xml:space="preserve"> </w:t>
+      </w:r>
+      <w:r>
+        <w:rPr>
+          <w:b/>
+          <w:bCs/>
+        </w:rPr>
+        <w:t xml:space="preserve">FIGURE NUMBER</w:t>
+      </w:r>
+      <w:r>
+        <w:t xml:space="preserve"> </w:t>
+      </w:r>
+      <w:r>
+        <w:t xml:space="preserve">in the supplement.</w:t>
+      </w:r>
+    </w:p>
+    <w:p>
+      <w:pPr>
+        <w:pStyle w:val="BodyText"/>
+      </w:pPr>
+      <w:r>
+        <w:t xml:space="preserve">To further characterize the predictive value of our geolocation features, we further compared the performance of our model to one which only included demographic features (</w:t>
+      </w:r>
+      <w:r>
+        <w:rPr>
+          <w:b/>
+          <w:bCs/>
+        </w:rPr>
+        <w:t xml:space="preserve">INSERT</w:t>
+      </w:r>
+      <w:r>
+        <w:t xml:space="preserve">) as well as chance performance. Compared to these more simplistic models, the model including geolocation features performed better (probabilities =</w:t>
+      </w:r>
+      <w:r>
+        <w:t xml:space="preserve"> </w:t>
+      </w:r>
+      <w:r>
+        <w:rPr>
+          <w:b/>
+          <w:bCs/>
+        </w:rPr>
+        <w:t xml:space="preserve">INSERT</w:t>
+      </w:r>
+      <w:r>
+        <w:t xml:space="preserve">).</w:t>
+      </w:r>
+      <w:r>
+        <w:t xml:space="preserve"> </w:t>
+      </w:r>
+      <w:r>
+        <w:rPr>
+          <w:b/>
+          <w:bCs/>
+        </w:rPr>
+        <w:t xml:space="preserve">TABLE HERE</w:t>
+      </w:r>
+      <w:r>
+        <w:t xml:space="preserve"> </w:t>
+      </w:r>
+      <w:r>
+        <w:t xml:space="preserve">presents the median difference in auROC, 95% Bayesian credible interval, and posterior probability that the auROC difference was greater than 0 for all contrasts.</w:t>
+      </w:r>
+    </w:p>
+    <w:p>
+      <w:pPr>
+        <w:pStyle w:val="BodyText"/>
+      </w:pPr>
+      <w:r>
+        <w:t xml:space="preserve">Across fairness subgroup comparisons…</w:t>
+      </w:r>
+      <w:r>
+        <w:t xml:space="preserve"> </w:t>
+      </w:r>
+    </w:p>
+    <w:bookmarkEnd w:id="33"/>
+    <w:bookmarkStart w:id="34" w:name="calibration-and-skill-scores"/>
+    <w:p>
+      <w:pPr>
+        <w:pStyle w:val="Heading3"/>
+      </w:pPr>
+      <w:r>
+        <w:t xml:space="preserve">Calibration and Skill Scores</w:t>
+      </w:r>
+    </w:p>
+    <w:p>
+      <w:pPr>
+        <w:pStyle w:val="FirstParagraph"/>
+      </w:pPr>
+      <w:r>
+        <w:t xml:space="preserve">The best model configuration produced relatively well-calibrated probabilities which were clustered around the observed lapse rate. We present a calibration plot collapsed across all folds as well as a histogram faceted by lapse event in</w:t>
+      </w:r>
+      <w:r>
+        <w:t xml:space="preserve"> </w:t>
+      </w:r>
+      <w:r>
+        <w:rPr>
+          <w:b/>
+          <w:bCs/>
+        </w:rPr>
+        <w:t xml:space="preserve">INSERT FIGURE (A + B)</w:t>
+      </w:r>
+      <w:r>
+        <w:t xml:space="preserve">. The number of observations in each bin are presented in</w:t>
+      </w:r>
+      <w:r>
+        <w:t xml:space="preserve"> </w:t>
+      </w:r>
+      <w:r>
+        <w:rPr>
+          <w:b/>
+          <w:bCs/>
+        </w:rPr>
+        <w:t xml:space="preserve">INSERT TABLE</w:t>
+      </w:r>
+      <w:r>
+        <w:t xml:space="preserve">. We provide calibration plots and raw probability distributions separated by fold, along with a table displaying the number of observation in each bin, in</w:t>
+      </w:r>
+      <w:r>
+        <w:t xml:space="preserve"> </w:t>
+      </w:r>
+      <w:r>
+        <w:rPr>
+          <w:b/>
+          <w:bCs/>
+        </w:rPr>
+        <w:t xml:space="preserve">FIGURE HERE</w:t>
+      </w:r>
+      <w:r>
+        <w:t xml:space="preserve">,</w:t>
+      </w:r>
+      <w:r>
+        <w:t xml:space="preserve"> </w:t>
+      </w:r>
+      <w:r>
+        <w:rPr>
+          <w:b/>
+          <w:bCs/>
+        </w:rPr>
+        <w:t xml:space="preserve">FIGURE HERE</w:t>
+      </w:r>
+      <w:r>
+        <w:t xml:space="preserve">, and</w:t>
+      </w:r>
+      <w:r>
+        <w:t xml:space="preserve"> </w:t>
+      </w:r>
+      <w:r>
+        <w:rPr>
+          <w:b/>
+          <w:bCs/>
+        </w:rPr>
+        <w:t xml:space="preserve">TABLE HERE</w:t>
+      </w:r>
+      <w:r>
+        <w:t xml:space="preserve"> </w:t>
+      </w:r>
+      <w:r>
+        <w:t xml:space="preserve">in the supplement.</w:t>
+      </w:r>
+    </w:p>
+    <w:p>
+      <w:pPr>
+        <w:pStyle w:val="BodyText"/>
+      </w:pPr>
+      <w:r>
+        <w:t xml:space="preserve">The median skill score was</w:t>
+      </w:r>
+      <w:r>
+        <w:t xml:space="preserve"> </w:t>
+      </w:r>
+      <w:r>
+        <w:rPr>
+          <w:b/>
+          <w:bCs/>
+        </w:rPr>
+        <w:t xml:space="preserve">INSERT HERE</w:t>
+      </w:r>
+      <w:r>
+        <w:t xml:space="preserve">, suggesting that mean log loss was reduced by</w:t>
+      </w:r>
+      <w:r>
+        <w:t xml:space="preserve"> </w:t>
+      </w:r>
+      <w:r>
+        <w:rPr>
+          <w:b/>
+          <w:bCs/>
+        </w:rPr>
+        <w:t xml:space="preserve">INSERT HERE</w:t>
+      </w:r>
+      <w:r>
+        <w:t xml:space="preserve"> </w:t>
+      </w:r>
+      <w:r>
+        <w:t xml:space="preserve">in our model relative to one which predicts the baserate of lapse. Histograms displaying the distribution of mean log loss and skill scores across each fold are presented in</w:t>
+      </w:r>
+      <w:r>
+        <w:t xml:space="preserve"> </w:t>
+      </w:r>
+      <w:r>
+        <w:rPr>
+          <w:b/>
+          <w:bCs/>
+        </w:rPr>
+        <w:t xml:space="preserve">FIGURE HERE</w:t>
+      </w:r>
+      <w:r>
+        <w:t xml:space="preserve"> </w:t>
+      </w:r>
+      <w:r>
+        <w:t xml:space="preserve">and</w:t>
+      </w:r>
+      <w:r>
+        <w:t xml:space="preserve"> </w:t>
+      </w:r>
+      <w:r>
+        <w:rPr>
+          <w:b/>
+          <w:bCs/>
+        </w:rPr>
+        <w:t xml:space="preserve">FIGURE HERE</w:t>
+      </w:r>
+      <w:r>
+        <w:t xml:space="preserve"> </w:t>
+      </w:r>
+      <w:r>
+        <w:t xml:space="preserve">in the supplement.</w:t>
+      </w:r>
+    </w:p>
+    <w:bookmarkEnd w:id="34"/>
+    <w:bookmarkStart w:id="35" w:name="feature-importance"/>
+    <w:p>
+      <w:pPr>
+        <w:pStyle w:val="Heading3"/>
+      </w:pPr>
+      <w:r>
+        <w:t xml:space="preserve">Feature Importance</w:t>
+      </w:r>
+    </w:p>
+    <w:p>
+      <w:pPr>
+        <w:pStyle w:val="FirstParagraph"/>
+      </w:pPr>
+      <w:r>
+        <w:t xml:space="preserve">Global importance (mean absolute Shapley values) for feature categories are displayed in</w:t>
+      </w:r>
+      <w:r>
+        <w:t xml:space="preserve"> </w:t>
+      </w:r>
+      <w:r>
+        <w:rPr>
+          <w:b/>
+          <w:bCs/>
+        </w:rPr>
+        <w:t xml:space="preserve">INSERT FIGURE</w:t>
+      </w:r>
+      <w:r>
+        <w:t xml:space="preserve">.</w:t>
+      </w:r>
+      <w:r>
+        <w:t xml:space="preserve"> </w:t>
+      </w:r>
+    </w:p>
+    <w:bookmarkEnd w:id="35"/>
+    <w:bookmarkEnd w:id="36"/>
+    <w:bookmarkStart w:id="42" w:name="discussion"/>
+    <w:p>
+      <w:pPr>
+        <w:pStyle w:val="Heading2"/>
+      </w:pPr>
+      <w:r>
+        <w:t xml:space="preserve">Discussion</w:t>
+      </w:r>
+    </w:p>
+    <w:bookmarkStart w:id="37" w:name="model-performance"/>
+    <w:p>
+      <w:pPr>
+        <w:pStyle w:val="Heading3"/>
+      </w:pPr>
+      <w:r>
+        <w:t xml:space="preserve">Model Performance</w:t>
+      </w:r>
+    </w:p>
+    <w:p>
+      <w:pPr>
+        <w:pStyle w:val="FirstParagraph"/>
+      </w:pPr>
+      <w:r>
+        <w:t xml:space="preserve">Our day-level model of alcohol lapse prediction using geolocation data has a median auROC of</w:t>
+      </w:r>
+      <w:r>
+        <w:t xml:space="preserve"> </w:t>
+      </w:r>
+      <w:r>
+        <w:rPr>
+          <w:b/>
+          <w:bCs/>
+        </w:rPr>
+        <w:t xml:space="preserve">INSERT</w:t>
+      </w:r>
+      <w:r>
+        <w:t xml:space="preserve">. Bayesian model comparisons indicated that this model performed better than both chance and a model which only included demographicv ariables. While not clinically implementable on its own, these findings confirm that there is strong evidence of predictive signal in these data and are an important first step towards an eventual continuous risk monitoring and support system. This study also provided explanatory insights by way of quantifying feature importance as well as a crucial examination of model fairness across classes, detailed in the following sections.</w:t>
+      </w:r>
+    </w:p>
+    <w:p>
+      <w:pPr>
+        <w:pStyle w:val="BodyText"/>
+      </w:pPr>
+      <w:r>
+        <w:t xml:space="preserve">We are not necessarily interested in communicating exact probabilities to individuals about their lapse risk (such as,</w:t>
+      </w:r>
+      <w:r>
+        <w:t xml:space="preserve"> </w:t>
+      </w:r>
+      <w:r>
+        <w:rPr>
+          <w:i/>
+          <w:iCs/>
+        </w:rPr>
+        <w:t xml:space="preserve">“</w:t>
+      </w:r>
+      <w:r>
+        <w:rPr>
+          <w:i/>
+          <w:iCs/>
+        </w:rPr>
+        <w:t xml:space="preserve">There is a 92% chance that you lapse back to use today</w:t>
+      </w:r>
+      <w:r>
+        <w:rPr>
+          <w:i/>
+          <w:iCs/>
+        </w:rPr>
+        <w:t xml:space="preserve">”</w:t>
+      </w:r>
+      <w:r>
+        <w:t xml:space="preserve">). Rather, we are more interested in communicating</w:t>
+      </w:r>
+      <w:r>
+        <w:t xml:space="preserve"> </w:t>
+      </w:r>
+      <w:r>
+        <w:rPr>
+          <w:i/>
+          <w:iCs/>
+        </w:rPr>
+        <w:t xml:space="preserve">relative</w:t>
+      </w:r>
+      <w:r>
+        <w:t xml:space="preserve"> </w:t>
+      </w:r>
+      <w:r>
+        <w:t xml:space="preserve">levels of risk (such as,</w:t>
+      </w:r>
+      <w:r>
+        <w:t xml:space="preserve"> </w:t>
+      </w:r>
+      <w:r>
+        <w:rPr>
+          <w:i/>
+          <w:iCs/>
+        </w:rPr>
+        <w:t xml:space="preserve">“</w:t>
+      </w:r>
+      <w:r>
+        <w:rPr>
+          <w:i/>
+          <w:iCs/>
+        </w:rPr>
+        <w:t xml:space="preserve">You are at a low risk level of lapse today,</w:t>
+      </w:r>
+      <w:r>
+        <w:rPr>
+          <w:i/>
+          <w:iCs/>
+        </w:rPr>
+        <w:t xml:space="preserve">”</w:t>
+      </w:r>
+      <w:r>
+        <w:t xml:space="preserve"> </w:t>
+      </w:r>
+      <w:r>
+        <w:t xml:space="preserve">or,</w:t>
+      </w:r>
+      <w:r>
+        <w:t xml:space="preserve"> </w:t>
+      </w:r>
+      <w:r>
+        <w:rPr>
+          <w:i/>
+          <w:iCs/>
+        </w:rPr>
+        <w:t xml:space="preserve">“</w:t>
+      </w:r>
+      <w:r>
+        <w:rPr>
+          <w:i/>
+          <w:iCs/>
+        </w:rPr>
+        <w:t xml:space="preserve">Your risk of lapse is higher this week compared to last week</w:t>
+      </w:r>
+      <w:r>
+        <w:rPr>
+          <w:i/>
+          <w:iCs/>
+        </w:rPr>
+        <w:t xml:space="preserve">”</w:t>
+      </w:r>
+      <w:r>
+        <w:t xml:space="preserve"> </w:t>
+      </w:r>
+      <w:r>
+        <w:t xml:space="preserve">where</w:t>
+      </w:r>
+      <w:r>
+        <w:t xml:space="preserve"> </w:t>
+      </w:r>
+      <w:r>
+        <w:rPr>
+          <w:i/>
+          <w:iCs/>
+        </w:rPr>
+        <w:t xml:space="preserve">low</w:t>
+      </w:r>
+      <w:r>
+        <w:t xml:space="preserve"> </w:t>
+      </w:r>
+      <w:r>
+        <w:t xml:space="preserve">or</w:t>
+      </w:r>
+      <w:r>
+        <w:t xml:space="preserve"> </w:t>
+      </w:r>
+      <w:r>
+        <w:rPr>
+          <w:i/>
+          <w:iCs/>
+        </w:rPr>
+        <w:t xml:space="preserve">high risk</w:t>
+      </w:r>
+      <w:r>
+        <w:t xml:space="preserve"> </w:t>
+      </w:r>
+      <w:r>
+        <w:t xml:space="preserve">correspond to a designated probability threshold).</w:t>
+      </w:r>
+    </w:p>
+    <w:bookmarkEnd w:id="37"/>
+    <w:bookmarkStart w:id="38" w:name="model-fairness"/>
+    <w:p>
+      <w:pPr>
+        <w:pStyle w:val="Heading3"/>
+      </w:pPr>
+      <w:r>
+        <w:t xml:space="preserve">Model Fairness</w:t>
+      </w:r>
+    </w:p>
+    <w:p>
+      <w:pPr>
+        <w:pStyle w:val="FirstParagraph"/>
+      </w:pPr>
+      <w:r>
+        <w:t xml:space="preserve">auROC or log loss?</w:t>
+      </w:r>
+    </w:p>
+    <w:bookmarkEnd w:id="38"/>
+    <w:bookmarkStart w:id="39" w:name="feature-importance-1"/>
+    <w:p>
+      <w:pPr>
+        <w:pStyle w:val="Heading3"/>
+      </w:pPr>
+      <w:r>
+        <w:t xml:space="preserve">Feature Importance</w:t>
+      </w:r>
+    </w:p>
+    <w:p>
+      <w:pPr>
+        <w:pStyle w:val="FirstParagraph"/>
+      </w:pPr>
+      <w:r>
+        <w:t xml:space="preserve">We used Shapley values to quantify global feature importance.</w:t>
+      </w:r>
+    </w:p>
+    <w:bookmarkEnd w:id="39"/>
+    <w:bookmarkStart w:id="40" w:name="X40ab624ebf83813907a18dba36edd4d1d14a553"/>
+    <w:p>
+      <w:pPr>
+        <w:pStyle w:val="Heading3"/>
+      </w:pPr>
+      <w:r>
+        <w:t xml:space="preserve">Additional limitations and future directions</w:t>
+      </w:r>
+    </w:p>
+    <w:p>
+      <w:pPr>
+        <w:pStyle w:val="FirstParagraph"/>
+      </w:pPr>
+      <w:r>
+        <w:t xml:space="preserve">This study is an important step forward in building a model using geolocation data to predict next-day lapse back to alcohol use in individuals with a diagnosis of AUD and a recovery goal of abstinence. However, there are several limitations to this work.</w:t>
+      </w:r>
+    </w:p>
+    <w:p>
+      <w:pPr>
+        <w:pStyle w:val="BodyText"/>
+      </w:pPr>
+      <w:r>
+        <w:t xml:space="preserve">First, our model has only a fair level of performance. A simple strategy to improve this is to explore additional features. Risk-relevant features that can be generated without additional participant-supplied contextual information include geographical spatial risk indicators and circadian rhythm data. Risk-terrain modeling is a spatial analysis technique which enables the estimation of environmental risk factors on a given outcome, such as contact with high liquor outlet density or high crime areas preceding lapse</w:t>
+      </w:r>
+      <w:r>
+        <w:t xml:space="preserve"> </w:t>
+      </w:r>
+      <w:r>
+        <w:t xml:space="preserve">(</w:t>
+      </w:r>
+      <w:r>
+        <w:rPr>
+          <w:b/>
+          <w:bCs/>
+        </w:rPr>
+        <w:t xml:space="preserve">gajosUsingRiskTerrain2024?</w:t>
+      </w:r>
+      <w:r>
+        <w:t xml:space="preserve">)</w:t>
+      </w:r>
+      <w:r>
+        <w:t xml:space="preserve">. These features are not only clinically meaningful, but are also clinically</w:t>
+      </w:r>
+      <w:r>
+        <w:t xml:space="preserve"> </w:t>
+      </w:r>
+      <w:r>
+        <w:rPr>
+          <w:i/>
+          <w:iCs/>
+        </w:rPr>
+        <w:t xml:space="preserve">intervenable</w:t>
+      </w:r>
+      <w:r>
+        <w:t xml:space="preserve">. In the context of a continuous risk monitoring and support system, individuals could receive notifications relating to increasing amounts of time spent in riskier areas (beyond self-identified risky locations). Potential interventions in these examples would be to suggest relocating to a</w:t>
+      </w:r>
+      <w:r>
+        <w:t xml:space="preserve"> </w:t>
+      </w:r>
+      <w:r>
+        <w:t xml:space="preserve">“</w:t>
+      </w:r>
+      <w:r>
+        <w:t xml:space="preserve">safer</w:t>
+      </w:r>
+      <w:r>
+        <w:t xml:space="preserve">”</w:t>
+      </w:r>
+      <w:r>
+        <w:t xml:space="preserve"> </w:t>
+      </w:r>
+      <w:r>
+        <w:t xml:space="preserve">area.</w:t>
+      </w:r>
+    </w:p>
+    <w:p>
+      <w:pPr>
+        <w:pStyle w:val="BodyText"/>
+      </w:pPr>
+      <w:r>
+        <w:t xml:space="preserve">Finally, a future direction of this work is to integrate the features engineering for this geolocation-based model with features from the EMA-based model designed within our lab</w:t>
+      </w:r>
+      <w:r>
+        <w:t xml:space="preserve"> </w:t>
+      </w:r>
+      <w:r>
+        <w:t xml:space="preserve">(</w:t>
+      </w:r>
+      <w:r>
+        <w:rPr>
+          <w:b/>
+          <w:bCs/>
+        </w:rPr>
         <w:t xml:space="preserve">wyantMachineLearningModels2023?</w:t>
       </w:r>
       <w:r>
         <w:t xml:space="preserve">)</w:t>
       </w:r>
       <w:r>
-        <w:t xml:space="preserve"> </w:t>
-      </w:r>
-      <w:r>
-        <w:t xml:space="preserve">and the ability to eventually consolidate features across models in future work is of high priority.</w:t>
-      </w:r>
-    </w:p>
-    <w:p>
-      <w:pPr>
-        <w:pStyle w:val="BodyText"/>
-      </w:pPr>
-      <w:r>
-        <w:t xml:space="preserve">We created four model types which varied across three feature sets: demographics only (baseline model); demographics and raw geolocation features (raw model); demographics and contextualized geolocation features (contextualized model); and demographics, raw geolocation, and contextualized geolocation features (full model). These model comparisons were designed to assess the value of raw geolocation features over demographics (raw model versus baseline model), contextualized geolocation features over demographics (contextualized model versus baseline model), and contextualized geolocation features over raw geolocation features (contextualized model versus raw model).</w:t>
-      </w:r>
-    </w:p>
-    <w:p>
-      <w:pPr>
-        <w:pStyle w:val="BodyText"/>
-      </w:pPr>
-      <w:r>
-        <w:t xml:space="preserve">Configurations of models varied across a relevant and appropriate range of model-specific hyperparameters (mtry, tree depth, learning rate) as well as resampling techniques (up-sampling of the positive class, lapse, and down-sampling of the negative class, no lapse, ranging from 1:1 to 5:1) to account for the class imbalance in our outcome variable.</w:t>
-      </w:r>
-    </w:p>
-    <w:p>
-      <w:pPr>
-        <w:pStyle w:val="BodyText"/>
-      </w:pPr>
-      <w:r>
-        <w:t xml:space="preserve">Models were trained and assessed using 10 x 30 participant-grouped, nested</w:t>
-      </w:r>
-      <w:r>
-        <w:t xml:space="preserve"> </w:t>
-      </w:r>
-      <w:r>
-        <w:rPr>
-          <w:i/>
-          <w:iCs/>
-        </w:rPr>
-        <w:t xml:space="preserve">k</w:t>
-      </w:r>
-      <w:r>
-        <w:t xml:space="preserve">-fold cross-validation. Grouped cross-validation ensures that all data from a given participant are retained as either held-in or held-out, thereby preventing the introduction of bias from a participant’s data being used to predict their own data. Nested cross-validation uses two nested loops for dividing and holding out folds: an outer loop, where held-out folds serve as test sets for model evaluation; and inner loops, where held-out folds serve as validation sets for model selection</w:t>
-      </w:r>
-      <w:r>
-        <w:t xml:space="preserve"> </w:t>
-      </w:r>
-      <w:r>
-        <w:t xml:space="preserve">(Jonathan et al., 2000)</w:t>
+        <w:t xml:space="preserve">. These two studies represent foundational work carried out to explore predictive signal and important features across distinct data sources. The day-level EMA model performed better than the geolocation model, achieving an auROC of 0.90. However, both models appear to be contributing unique features of interest in predicting lapse which suggests that they may provide complementary information about lapse risk. For example, the top three day-level features using EMA were past use, future efficacy (i.e., belief in oneself to maintain recovery goals), and craving. Features explored across both of these models are being consolidated and used to optimize the development of a continuous risk monitoring and support system for AUD where individuals will also receive temporally relevant feedback on features driving their lapse risk</w:t>
+      </w:r>
+      <w:r>
+        <w:t xml:space="preserve"> </w:t>
+      </w:r>
+      <w:r>
+        <w:t xml:space="preserve">(</w:t>
+      </w:r>
+      <w:r>
+        <w:rPr>
+          <w:b/>
+          <w:bCs/>
+        </w:rPr>
+        <w:t xml:space="preserve">wyantMaximizingEngagementTrust2025?</w:t>
+      </w:r>
+      <w:r>
+        <w:t xml:space="preserve">)</w:t>
       </w:r>
       <w:r>
         <w:t xml:space="preserve">.</w:t>
       </w:r>
     </w:p>
-    <w:p>
-      <w:pPr>
-        <w:pStyle w:val="BodyText"/>
-      </w:pPr>
-      <w:r>
-        <w:t xml:space="preserve">The primary performance metric for model selection and evaluation of the validation sets was area under the Receiver Operating Characteristic (auROC) curve</w:t>
-      </w:r>
-      <w:r>
-        <w:t xml:space="preserve"> </w:t>
-      </w:r>
-      <w:r>
-        <w:t xml:space="preserve">(Kuhn &amp; Johnson, 2018)</w:t>
-      </w:r>
-      <w:r>
-        <w:t xml:space="preserve">. auROC indexes the probability that the model will predict a higher score for a randomly selected positive case (lapse) relative to a randomly selected negative case (no lapse). The overall percentage of lapses across all observations (each day per participant on study) was 7.9%, motivating the selection of this metric as it is unaffected by class imbalance.</w:t>
-      </w:r>
-    </w:p>
-    <w:p>
-      <w:pPr>
-        <w:pStyle w:val="BodyText"/>
-      </w:pPr>
-      <w:r>
-        <w:t xml:space="preserve">Shapley values were computed in log-odd units in order to evaluate global importance of each feature category. Shapley values measure the unique contribution of features in an algorithm’s predictions and therefore identify the relative importance of different features</w:t>
-      </w:r>
-      <w:r>
-        <w:t xml:space="preserve"> </w:t>
-      </w:r>
-      <w:r>
-        <w:t xml:space="preserve">(Lundberg &amp; Lee, 2017)</w:t>
-      </w:r>
-      <w:r>
-        <w:t xml:space="preserve">. Global feature importance for each broad feature category was calculated by averaging the absolute values of Shapley values across all observations per feature category. Highly important features represent relevant, actionable potential antecedents to lapse (and therefore points of intervention) that will be relevant in the future development of a fully integrated continuous risk monitoring and support system. However, these are descriptive analyses because standard errors or other indices of uncertainty for important scores are not available for Shapley values. Of note, even low global features may be an important contributor to lapse, and therefore motivate intervention, for a specific person at a specific time (i.e., high local importance).</w:t>
-      </w:r>
-    </w:p>
-    <w:p>
-      <w:pPr>
-        <w:pStyle w:val="BodyText"/>
-      </w:pPr>
-      <w:r>
-        <w:t xml:space="preserve">Bayesian hierarchical generalized linear models were used to estimate the posterior probability distributions of auROCs. Median posterior probability for auROC and Bayesian credible intervals (CIs) are reported as an evaluation of each model’s overall performance. We used a threshold of auROC = .5 (chance performance) when examining CIs, such that a CI that does not contain .5 indicates performance above chance and therefore predictive signal in the data.</w:t>
-      </w:r>
-    </w:p>
-    <w:p>
-      <w:pPr>
-        <w:pStyle w:val="BodyText"/>
-      </w:pPr>
-      <w:r>
-        <w:t xml:space="preserve">Finally, Bayesian model comparisons were used to evaluate the four contrasts defined above based on feature sets. The probability that model performance systematically difference was determined for every model comparison. Posterior probabilities for auROC differences and the 95% Bayesian CI are reported.</w:t>
-      </w:r>
-    </w:p>
-    <w:bookmarkEnd w:id="28"/>
-    <w:bookmarkStart w:id="29" w:name="algorithmic-fairness"/>
+    <w:bookmarkEnd w:id="40"/>
+    <w:bookmarkStart w:id="41" w:name="conclusion"/>
     <w:p>
       <w:pPr>
         <w:pStyle w:val="Heading3"/>
       </w:pPr>
       <w:r>
-        <w:t xml:space="preserve">Algorithmic fairness</w:t>
+        <w:t xml:space="preserve">Conclusion</w:t>
       </w:r>
     </w:p>
     <w:p>
@@ -1327,21 +2189,46 @@
         <w:pStyle w:val="FirstParagraph"/>
       </w:pPr>
       <w:r>
-        <w:t xml:space="preserve">Classes for fairness analyses were defined on the basis of personal individual characteristics divided such that subgroups reflected coarse dichotomies of groups which experience relatively increased and decreased societal privilege. This resulted in four broad classes: white versus non-white, younger than 55 versus equal to or older than 55, above or below the federal poverty line</w:t>
-      </w:r>
-      <w:r>
-        <w:t xml:space="preserve"> </w:t>
-      </w:r>
-      <w:r>
-        <w:t xml:space="preserve">(Bartels, 2024)</w:t>
-      </w:r>
-      <w:r>
-        <w:t xml:space="preserve">, and sex at birth (male versus female). A Bayesian hierarchical generalized linear model was used to estimate the posterior probability distributions of auROCs and corresponding 95% Bayesian CIs across these eight subgroups. Finally, Bayesian group comparisons were used in order to identify the likelihood of differential performance of our model between subgroups within each class.</w:t>
-      </w:r>
-    </w:p>
-    <w:bookmarkEnd w:id="29"/>
-    <w:bookmarkEnd w:id="30"/>
-    <w:bookmarkStart w:id="83" w:name="references"/>
+        <w:t xml:space="preserve">This study demonstrated that geolocation data are able to predict next-day alcohol lapse at a fair level of performance (</w:t>
+      </w:r>
+      <w:r>
+        <w:rPr>
+          <w:b/>
+          <w:bCs/>
+        </w:rPr>
+        <w:t xml:space="preserve">INSERT</w:t>
+      </w:r>
+      <w:r>
+        <w:t xml:space="preserve">). Relative to our group’s previously-developed EMA model</w:t>
+      </w:r>
+      <w:r>
+        <w:t xml:space="preserve"> </w:t>
+      </w:r>
+      <w:r>
+        <w:t xml:space="preserve">(</w:t>
+      </w:r>
+      <w:r>
+        <w:rPr>
+          <w:b/>
+          <w:bCs/>
+        </w:rPr>
+        <w:t xml:space="preserve">wyantMachineLearningModels2023?</w:t>
+      </w:r>
+      <w:r>
+        <w:t xml:space="preserve">)</w:t>
+      </w:r>
+      <w:r>
+        <w:t xml:space="preserve">, geolocation data provide additional and unique contributing features to lapse risk predictions. While our model’s level of performance is not sufficient for standalone implementation, these results suggest geolocation data are a viable supplement for a continuous risk monitoring and support system.</w:t>
+      </w:r>
+    </w:p>
+    <w:p>
+      <w:r>
+        <w:br w:type="page"/>
+      </w:r>
+    </w:p>
+    <w:bookmarkEnd w:id="41"/>
+    <w:bookmarkEnd w:id="42"/>
+    <w:bookmarkStart w:id="92" w:name="references"/>
     <w:p>
       <w:pPr>
         <w:pStyle w:val="Heading2"/>
@@ -1350,8 +2237,8 @@
         <w:t xml:space="preserve">References</w:t>
       </w:r>
     </w:p>
-    <w:bookmarkStart w:id="82" w:name="refs"/>
-    <w:bookmarkStart w:id="32" w:name="ref-attwoodUsingMobileHealth2017"/>
+    <w:bookmarkStart w:id="91" w:name="refs"/>
+    <w:bookmarkStart w:id="44" w:name="ref-attwoodUsingMobileHealth2017"/>
     <w:p>
       <w:pPr>
         <w:pStyle w:val="Bibliography"/>
@@ -1388,7 +2275,7 @@
       <w:r>
         <w:t xml:space="preserve"> </w:t>
       </w:r>
-      <w:hyperlink r:id="rId31">
+      <w:hyperlink r:id="rId43">
         <w:r>
           <w:rPr>
             <w:rStyle w:val="Hyperlink"/>
@@ -1397,57 +2284,13 @@
         </w:r>
       </w:hyperlink>
     </w:p>
-    <w:bookmarkEnd w:id="32"/>
-    <w:bookmarkStart w:id="33" w:name="ref-bartels2024FederalPoverty2024"/>
+    <w:bookmarkEnd w:id="44"/>
+    <w:bookmarkStart w:id="46" w:name="ref-carreiroRealizeAnalyzeEngage2021"/>
     <w:p>
       <w:pPr>
         <w:pStyle w:val="Bibliography"/>
       </w:pPr>
       <w:r>
-        <w:t xml:space="preserve">Bartels, T. (2024). 2024</w:t>
-      </w:r>
-      <w:r>
-        <w:t xml:space="preserve"> </w:t>
-      </w:r>
-      <w:r>
-        <w:t xml:space="preserve">Federal Poverty Rates Published</w:t>
-      </w:r>
-      <w:r>
-        <w:t xml:space="preserve">:</w:t>
-      </w:r>
-      <w:r>
-        <w:t xml:space="preserve"> </w:t>
-      </w:r>
-      <w:r>
-        <w:t xml:space="preserve">Why</w:t>
-      </w:r>
-      <w:r>
-        <w:t xml:space="preserve"> </w:t>
-      </w:r>
-      <w:r>
-        <w:t xml:space="preserve">that matters for your student loans. In</w:t>
-      </w:r>
-      <w:r>
-        <w:t xml:space="preserve"> </w:t>
-      </w:r>
-      <w:r>
-        <w:rPr>
-          <w:i/>
-          <w:iCs/>
-        </w:rPr>
-        <w:t xml:space="preserve">VIN Foundation</w:t>
-      </w:r>
-      <w:r>
-        <w:t xml:space="preserve">. https://vinfoundation.org/2024-federal-poverty-rates-published-why-that-matters-for-your-student-loans/.</w:t>
-      </w:r>
-    </w:p>
-    <w:bookmarkEnd w:id="33"/>
-    <w:bookmarkStart w:id="35" w:name="ref-carreiroRealizeAnalyzeEngage2021"/>
-    <w:p>
-      <w:pPr>
-        <w:pStyle w:val="Bibliography"/>
-      </w:pPr>
-      <w:r>
         <w:t xml:space="preserve">Carreiro, S., Taylor, M., Shrestha, S., Reinhardt, M., Gilbertson, N., &amp; Indic, P. (2021). Realize,</w:t>
       </w:r>
       <w:r>
@@ -1539,7 +2382,7 @@
       <w:r>
         <w:t xml:space="preserve"> </w:t>
       </w:r>
-      <w:hyperlink r:id="rId34">
+      <w:hyperlink r:id="rId45">
         <w:r>
           <w:rPr>
             <w:rStyle w:val="Hyperlink"/>
@@ -1548,8 +2391,8 @@
         </w:r>
       </w:hyperlink>
     </w:p>
-    <w:bookmarkEnd w:id="35"/>
-    <w:bookmarkStart w:id="37" w:name="ref-chtc"/>
+    <w:bookmarkEnd w:id="46"/>
+    <w:bookmarkStart w:id="48" w:name="ref-chtc"/>
     <w:p>
       <w:pPr>
         <w:pStyle w:val="Bibliography"/>
@@ -1573,7 +2416,7 @@
       <w:r>
         <w:t xml:space="preserve"> </w:t>
       </w:r>
-      <w:hyperlink r:id="rId36">
+      <w:hyperlink r:id="rId47">
         <w:r>
           <w:rPr>
             <w:rStyle w:val="Hyperlink"/>
@@ -1582,8 +2425,8 @@
         </w:r>
       </w:hyperlink>
     </w:p>
-    <w:bookmarkEnd w:id="37"/>
-    <w:bookmarkStart w:id="39" w:name="X91755668a4926744402e6a78fe2e324835cfda8"/>
+    <w:bookmarkEnd w:id="48"/>
+    <w:bookmarkStart w:id="50" w:name="X91755668a4926744402e6a78fe2e324835cfda8"/>
     <w:p>
       <w:pPr>
         <w:pStyle w:val="Bibliography"/>
@@ -1719,7 +2562,7 @@
       <w:r>
         <w:t xml:space="preserve"> </w:t>
       </w:r>
-      <w:hyperlink r:id="rId38">
+      <w:hyperlink r:id="rId49">
         <w:r>
           <w:rPr>
             <w:rStyle w:val="Hyperlink"/>
@@ -1728,8 +2571,8 @@
         </w:r>
       </w:hyperlink>
     </w:p>
-    <w:bookmarkEnd w:id="39"/>
-    <w:bookmarkStart w:id="41" w:name="X6981a2da225cbaced8217db82b858a3e4554ec2"/>
+    <w:bookmarkEnd w:id="50"/>
+    <w:bookmarkStart w:id="52" w:name="X6981a2da225cbaced8217db82b858a3e4554ec2"/>
     <w:p>
       <w:pPr>
         <w:pStyle w:val="Bibliography"/>
@@ -1766,7 +2609,7 @@
       <w:r>
         <w:t xml:space="preserve"> </w:t>
       </w:r>
-      <w:hyperlink r:id="rId40">
+      <w:hyperlink r:id="rId51">
         <w:r>
           <w:rPr>
             <w:rStyle w:val="Hyperlink"/>
@@ -1775,8 +2618,8 @@
         </w:r>
       </w:hyperlink>
     </w:p>
-    <w:bookmarkEnd w:id="41"/>
-    <w:bookmarkStart w:id="43" w:name="X3a76aa7c98b7a2f68138fb5f189f8ba01113d80"/>
+    <w:bookmarkEnd w:id="52"/>
+    <w:bookmarkStart w:id="54" w:name="X3a76aa7c98b7a2f68138fb5f189f8ba01113d80"/>
     <w:p>
       <w:pPr>
         <w:pStyle w:val="Bibliography"/>
@@ -1843,7 +2686,7 @@
       <w:r>
         <w:t xml:space="preserve"> </w:t>
       </w:r>
-      <w:hyperlink r:id="rId42">
+      <w:hyperlink r:id="rId53">
         <w:r>
           <w:rPr>
             <w:rStyle w:val="Hyperlink"/>
@@ -1852,8 +2695,8 @@
         </w:r>
       </w:hyperlink>
     </w:p>
-    <w:bookmarkEnd w:id="43"/>
-    <w:bookmarkStart w:id="45" w:name="X74dc461e5cc3d736e0daa09be7ce1c3f59ed330"/>
+    <w:bookmarkEnd w:id="54"/>
+    <w:bookmarkStart w:id="56" w:name="X74dc461e5cc3d736e0daa09be7ce1c3f59ed330"/>
     <w:p>
       <w:pPr>
         <w:pStyle w:val="Bibliography"/>
@@ -1890,7 +2733,7 @@
       <w:r>
         <w:t xml:space="preserve"> </w:t>
       </w:r>
-      <w:hyperlink r:id="rId44">
+      <w:hyperlink r:id="rId55">
         <w:r>
           <w:rPr>
             <w:rStyle w:val="Hyperlink"/>
@@ -1899,8 +2742,8 @@
         </w:r>
       </w:hyperlink>
     </w:p>
-    <w:bookmarkEnd w:id="45"/>
-    <w:bookmarkStart w:id="47" w:name="ref-janakPotentEffectEnvironmental2010"/>
+    <w:bookmarkEnd w:id="56"/>
+    <w:bookmarkStart w:id="58" w:name="ref-janakPotentEffectEnvironmental2010"/>
     <w:p>
       <w:pPr>
         <w:pStyle w:val="Bibliography"/>
@@ -1982,7 +2825,7 @@
       <w:r>
         <w:t xml:space="preserve"> </w:t>
       </w:r>
-      <w:hyperlink r:id="rId46">
+      <w:hyperlink r:id="rId57">
         <w:r>
           <w:rPr>
             <w:rStyle w:val="Hyperlink"/>
@@ -1991,8 +2834,8 @@
         </w:r>
       </w:hyperlink>
     </w:p>
-    <w:bookmarkEnd w:id="47"/>
-    <w:bookmarkStart w:id="49" w:name="ref-jonathanUseCrossvalidationAssess2000"/>
+    <w:bookmarkEnd w:id="58"/>
+    <w:bookmarkStart w:id="60" w:name="ref-jonathanUseCrossvalidationAssess2000"/>
     <w:p>
       <w:pPr>
         <w:pStyle w:val="Bibliography"/>
@@ -2029,7 +2872,7 @@
       <w:r>
         <w:t xml:space="preserve"> </w:t>
       </w:r>
-      <w:hyperlink r:id="rId48">
+      <w:hyperlink r:id="rId59">
         <w:r>
           <w:rPr>
             <w:rStyle w:val="Hyperlink"/>
@@ -2038,8 +2881,8 @@
         </w:r>
       </w:hyperlink>
     </w:p>
-    <w:bookmarkEnd w:id="49"/>
-    <w:bookmarkStart w:id="51" w:name="ref-kuhnAppliedPredictiveModeling2018"/>
+    <w:bookmarkEnd w:id="60"/>
+    <w:bookmarkStart w:id="62" w:name="ref-kuhnAppliedPredictiveModeling2018"/>
     <w:p>
       <w:pPr>
         <w:pStyle w:val="Bibliography"/>
@@ -2080,7 +2923,7 @@
       <w:r>
         <w:t xml:space="preserve"> </w:t>
       </w:r>
-      <w:hyperlink r:id="rId50">
+      <w:hyperlink r:id="rId61">
         <w:r>
           <w:rPr>
             <w:rStyle w:val="Hyperlink"/>
@@ -2089,8 +2932,8 @@
         </w:r>
       </w:hyperlink>
     </w:p>
-    <w:bookmarkEnd w:id="51"/>
-    <w:bookmarkStart w:id="52" w:name="ref-kuhnTidymodelsCollectionPackages2020"/>
+    <w:bookmarkEnd w:id="62"/>
+    <w:bookmarkStart w:id="63" w:name="ref-kuhnTidymodelsCollectionPackages2020"/>
     <w:p>
       <w:pPr>
         <w:pStyle w:val="Bibliography"/>
@@ -2112,8 +2955,8 @@
         <w:t xml:space="preserve">.</w:t>
       </w:r>
     </w:p>
-    <w:bookmarkEnd w:id="52"/>
-    <w:bookmarkStart w:id="54" w:name="X9b3cf60db54acbcb63bfa6408351ddb58fa907f"/>
+    <w:bookmarkEnd w:id="63"/>
+    <w:bookmarkStart w:id="65" w:name="X9b3cf60db54acbcb63bfa6408351ddb58fa907f"/>
     <w:p>
       <w:pPr>
         <w:pStyle w:val="Bibliography"/>
@@ -2162,7 +3005,7 @@
       <w:r>
         <w:t xml:space="preserve"> </w:t>
       </w:r>
-      <w:hyperlink r:id="rId53">
+      <w:hyperlink r:id="rId64">
         <w:r>
           <w:rPr>
             <w:rStyle w:val="Hyperlink"/>
@@ -2171,8 +3014,8 @@
         </w:r>
       </w:hyperlink>
     </w:p>
-    <w:bookmarkEnd w:id="54"/>
-    <w:bookmarkStart w:id="56" w:name="X51a60694c5b951e5fbd8e96fb33c0b9b43e444d"/>
+    <w:bookmarkEnd w:id="65"/>
+    <w:bookmarkStart w:id="67" w:name="X51a60694c5b951e5fbd8e96fb33c0b9b43e444d"/>
     <w:p>
       <w:pPr>
         <w:pStyle w:val="Bibliography"/>
@@ -2242,7 +3085,7 @@
       <w:r>
         <w:t xml:space="preserve"> </w:t>
       </w:r>
-      <w:hyperlink r:id="rId55">
+      <w:hyperlink r:id="rId66">
         <w:r>
           <w:rPr>
             <w:rStyle w:val="Hyperlink"/>
@@ -2251,8 +3094,8 @@
         </w:r>
       </w:hyperlink>
     </w:p>
-    <w:bookmarkEnd w:id="56"/>
-    <w:bookmarkStart w:id="57" w:name="X34be55f2a2ff67a14e7206627bb93b426490c87"/>
+    <w:bookmarkEnd w:id="67"/>
+    <w:bookmarkStart w:id="68" w:name="X34be55f2a2ff67a14e7206627bb93b426490c87"/>
     <w:p>
       <w:pPr>
         <w:pStyle w:val="Bibliography"/>
@@ -2313,11 +3156,39 @@
         <w:t xml:space="preserve">Neural Information Processing Systems</w:t>
       </w:r>
       <w:r>
+        <w:rPr>
+          <w:i/>
+          <w:iCs/>
+        </w:rPr>
+        <w:t xml:space="preserve">,</w:t>
+      </w:r>
+      <w:r>
+        <w:rPr>
+          <w:i/>
+          <w:iCs/>
+        </w:rPr>
+        <w:t xml:space="preserve"> </w:t>
+      </w:r>
+      <w:r>
+        <w:rPr>
+          <w:i/>
+          <w:iCs/>
+        </w:rPr>
+        <w:t xml:space="preserve">NIPS</w:t>
+      </w:r>
+      <w:r>
+        <w:rPr>
+          <w:i/>
+          <w:iCs/>
+        </w:rPr>
+        <w:t xml:space="preserve">’17</w:t>
+      </w:r>
+      <w:r>
         <w:t xml:space="preserve">, 4768–4777.</w:t>
       </w:r>
     </w:p>
-    <w:bookmarkEnd w:id="57"/>
-    <w:bookmarkStart w:id="59" w:name="ref-mckayTreatingAlcoholismChronic2011a"/>
+    <w:bookmarkEnd w:id="68"/>
+    <w:bookmarkStart w:id="70" w:name="ref-mckayTreatingAlcoholismChronic2011a"/>
     <w:p>
       <w:pPr>
         <w:pStyle w:val="Bibliography"/>
@@ -2328,7 +3199,7 @@
       <w:r>
         <w:t xml:space="preserve"> </w:t>
       </w:r>
-      <w:hyperlink r:id="rId58">
+      <w:hyperlink r:id="rId69">
         <w:r>
           <w:rPr>
             <w:rStyle w:val="Hyperlink"/>
@@ -2366,8 +3237,8 @@
         <w:t xml:space="preserve">(4), 356–370.</w:t>
       </w:r>
     </w:p>
-    <w:bookmarkEnd w:id="59"/>
-    <w:bookmarkStart w:id="61" w:name="ref-mclellanCanNationalAddiction2003"/>
+    <w:bookmarkEnd w:id="70"/>
+    <w:bookmarkStart w:id="72" w:name="ref-mclellanCanNationalAddiction2003"/>
     <w:p>
       <w:pPr>
         <w:pStyle w:val="Bibliography"/>
@@ -2378,7 +3249,7 @@
       <w:r>
         <w:t xml:space="preserve"> </w:t>
       </w:r>
-      <w:hyperlink r:id="rId60">
+      <w:hyperlink r:id="rId71">
         <w:r>
           <w:rPr>
             <w:rStyle w:val="Hyperlink"/>
@@ -2413,8 +3284,8 @@
         <w:t xml:space="preserve">(2), 117–121.</w:t>
       </w:r>
     </w:p>
-    <w:bookmarkEnd w:id="61"/>
-    <w:bookmarkStart w:id="63" w:name="ref-mennisPeoplePlacesAdolescent2011"/>
+    <w:bookmarkEnd w:id="72"/>
+    <w:bookmarkStart w:id="74" w:name="ref-mennisPeoplePlacesAdolescent2011"/>
     <w:p>
       <w:pPr>
         <w:pStyle w:val="Bibliography"/>
@@ -2502,7 +3373,7 @@
       <w:r>
         <w:t xml:space="preserve"> </w:t>
       </w:r>
-      <w:hyperlink r:id="rId62">
+      <w:hyperlink r:id="rId73">
         <w:r>
           <w:rPr>
             <w:rStyle w:val="Hyperlink"/>
@@ -2511,8 +3382,8 @@
         </w:r>
       </w:hyperlink>
     </w:p>
-    <w:bookmarkEnd w:id="63"/>
-    <w:bookmarkStart w:id="65" w:name="ref-moosRatesPredictorsRelapse2006"/>
+    <w:bookmarkEnd w:id="74"/>
+    <w:bookmarkStart w:id="76" w:name="ref-moosRatesPredictorsRelapse2006"/>
     <w:p>
       <w:pPr>
         <w:pStyle w:val="Bibliography"/>
@@ -2549,7 +3420,7 @@
       <w:r>
         <w:t xml:space="preserve"> </w:t>
       </w:r>
-      <w:hyperlink r:id="rId64">
+      <w:hyperlink r:id="rId75">
         <w:r>
           <w:rPr>
             <w:rStyle w:val="Hyperlink"/>
@@ -2558,8 +3429,8 @@
         </w:r>
       </w:hyperlink>
     </w:p>
-    <w:bookmarkEnd w:id="65"/>
-    <w:bookmarkStart w:id="67" w:name="X9a90626b3552515dd3389093efb07475cdf8a07"/>
+    <w:bookmarkEnd w:id="76"/>
+    <w:bookmarkStart w:id="78" w:name="X9a90626b3552515dd3389093efb07475cdf8a07"/>
     <w:p>
       <w:pPr>
         <w:pStyle w:val="Bibliography"/>
@@ -2632,7 +3503,7 @@
       <w:r>
         <w:t xml:space="preserve"> </w:t>
       </w:r>
-      <w:hyperlink r:id="rId66">
+      <w:hyperlink r:id="rId77">
         <w:r>
           <w:rPr>
             <w:rStyle w:val="Hyperlink"/>
@@ -2641,24 +3512,57 @@
         </w:r>
       </w:hyperlink>
     </w:p>
-    <w:bookmarkEnd w:id="67"/>
-    <w:bookmarkStart w:id="69" w:name="ref-nelsonDisruptionCircadianRhythms2024"/>
+    <w:bookmarkEnd w:id="78"/>
+    <w:bookmarkStart w:id="80" w:name="X06e555eeeb27608b9aaf6acbd435f4df0fd63f9"/>
     <w:p>
       <w:pPr>
         <w:pStyle w:val="Bibliography"/>
       </w:pPr>
       <w:r>
-        <w:t xml:space="preserve">Nelson, M. J., Soliman, P. S., Rhew, R., Cassidy, R. N., &amp; Haass-Koffler, C. L. (2024). Disruption of circadian rhythms promotes alcohol use: A systematic review.</w:t>
-      </w:r>
-      <w:r>
-        <w:t xml:space="preserve"> </w:t>
-      </w:r>
-      <w:r>
-        <w:rPr>
-          <w:i/>
-          <w:iCs/>
-        </w:rPr>
-        <w:t xml:space="preserve">Alcohol and Alcoholism</w:t>
+        <w:t xml:space="preserve">Raugh, I. M., James, S. H., Gonzalez, C. M., Chapman, H. C., Cohen, A. S., Kirkpatrick, B., &amp; Strauss, G. P. (2020). Geolocation as a</w:t>
+      </w:r>
+      <w:r>
+        <w:t xml:space="preserve"> </w:t>
+      </w:r>
+      <w:r>
+        <w:t xml:space="preserve">Digital Phenotyping Measure</w:t>
+      </w:r>
+      <w:r>
+        <w:t xml:space="preserve"> </w:t>
+      </w:r>
+      <w:r>
+        <w:t xml:space="preserve">of</w:t>
+      </w:r>
+      <w:r>
+        <w:t xml:space="preserve"> </w:t>
+      </w:r>
+      <w:r>
+        <w:t xml:space="preserve">Negative Symptoms</w:t>
+      </w:r>
+      <w:r>
+        <w:t xml:space="preserve"> </w:t>
+      </w:r>
+      <w:r>
+        <w:t xml:space="preserve">and</w:t>
+      </w:r>
+      <w:r>
+        <w:t xml:space="preserve"> </w:t>
+      </w:r>
+      <w:r>
+        <w:t xml:space="preserve">Functional Outcome</w:t>
+      </w:r>
+      <w:r>
+        <w:t xml:space="preserve">.</w:t>
+      </w:r>
+      <w:r>
+        <w:t xml:space="preserve"> </w:t>
+      </w:r>
+      <w:r>
+        <w:rPr>
+          <w:i/>
+          <w:iCs/>
+        </w:rPr>
+        <w:t xml:space="preserve">Schizophrenia Bulletin</w:t>
       </w:r>
       <w:r>
         <w:t xml:space="preserve">,</w:t>
@@ -2671,86 +3575,6 @@
           <w:i/>
           <w:iCs/>
         </w:rPr>
-        <w:t xml:space="preserve">59</w:t>
-      </w:r>
-      <w:r>
-        <w:t xml:space="preserve">(2), agad083.</w:t>
-      </w:r>
-      <w:r>
-        <w:t xml:space="preserve"> </w:t>
-      </w:r>
-      <w:hyperlink r:id="rId68">
-        <w:r>
-          <w:rPr>
-            <w:rStyle w:val="Hyperlink"/>
-          </w:rPr>
-          <w:t xml:space="preserve">https://doi.org/10.1093/alcalc/agad083</w:t>
-        </w:r>
-      </w:hyperlink>
-    </w:p>
-    <w:bookmarkEnd w:id="69"/>
-    <w:bookmarkStart w:id="71" w:name="X06e555eeeb27608b9aaf6acbd435f4df0fd63f9"/>
-    <w:p>
-      <w:pPr>
-        <w:pStyle w:val="Bibliography"/>
-      </w:pPr>
-      <w:r>
-        <w:t xml:space="preserve">Raugh, I. M., James, S. H., Gonzalez, C. M., Chapman, H. C., Cohen, A. S., Kirkpatrick, B., &amp; Strauss, G. P. (2020). Geolocation as a</w:t>
-      </w:r>
-      <w:r>
-        <w:t xml:space="preserve"> </w:t>
-      </w:r>
-      <w:r>
-        <w:t xml:space="preserve">Digital Phenotyping Measure</w:t>
-      </w:r>
-      <w:r>
-        <w:t xml:space="preserve"> </w:t>
-      </w:r>
-      <w:r>
-        <w:t xml:space="preserve">of</w:t>
-      </w:r>
-      <w:r>
-        <w:t xml:space="preserve"> </w:t>
-      </w:r>
-      <w:r>
-        <w:t xml:space="preserve">Negative Symptoms</w:t>
-      </w:r>
-      <w:r>
-        <w:t xml:space="preserve"> </w:t>
-      </w:r>
-      <w:r>
-        <w:t xml:space="preserve">and</w:t>
-      </w:r>
-      <w:r>
-        <w:t xml:space="preserve"> </w:t>
-      </w:r>
-      <w:r>
-        <w:t xml:space="preserve">Functional Outcome</w:t>
-      </w:r>
-      <w:r>
-        <w:t xml:space="preserve">.</w:t>
-      </w:r>
-      <w:r>
-        <w:t xml:space="preserve"> </w:t>
-      </w:r>
-      <w:r>
-        <w:rPr>
-          <w:i/>
-          <w:iCs/>
-        </w:rPr>
-        <w:t xml:space="preserve">Schizophrenia Bulletin</w:t>
-      </w:r>
-      <w:r>
-        <w:t xml:space="preserve">,</w:t>
-      </w:r>
-      <w:r>
-        <w:t xml:space="preserve"> </w:t>
-      </w:r>
-      <w:r>
-        <w:rPr>
-          <w:i/>
-          <w:iCs/>
-        </w:rPr>
         <w:t xml:space="preserve">46</w:t>
       </w:r>
       <w:r>
@@ -2759,7 +3583,7 @@
       <w:r>
         <w:t xml:space="preserve"> </w:t>
       </w:r>
-      <w:hyperlink r:id="rId70">
+      <w:hyperlink r:id="rId79">
         <w:r>
           <w:rPr>
             <w:rStyle w:val="Hyperlink"/>
@@ -2768,8 +3592,8 @@
         </w:r>
       </w:hyperlink>
     </w:p>
-    <w:bookmarkEnd w:id="71"/>
-    <w:bookmarkStart w:id="73" w:name="X399194769b13c1a72798823eabcbf05e42506e9"/>
+    <w:bookmarkEnd w:id="80"/>
+    <w:bookmarkStart w:id="82" w:name="X399194769b13c1a72798823eabcbf05e42506e9"/>
     <w:p>
       <w:pPr>
         <w:pStyle w:val="Bibliography"/>
@@ -2891,7 +3715,7 @@
       <w:r>
         <w:t xml:space="preserve"> </w:t>
       </w:r>
-      <w:hyperlink r:id="rId72">
+      <w:hyperlink r:id="rId81">
         <w:r>
           <w:rPr>
             <w:rStyle w:val="Hyperlink"/>
@@ -2900,8 +3724,8 @@
         </w:r>
       </w:hyperlink>
     </w:p>
-    <w:bookmarkEnd w:id="73"/>
-    <w:bookmarkStart w:id="75" w:name="ref-shinSystematicReviewLocation2023"/>
+    <w:bookmarkEnd w:id="82"/>
+    <w:bookmarkStart w:id="84" w:name="ref-shinSystematicReviewLocation2023"/>
     <w:p>
       <w:pPr>
         <w:pStyle w:val="Bibliography"/>
@@ -2971,7 +3795,7 @@
       <w:r>
         <w:t xml:space="preserve"> </w:t>
       </w:r>
-      <w:hyperlink r:id="rId74">
+      <w:hyperlink r:id="rId83">
         <w:r>
           <w:rPr>
             <w:rStyle w:val="Hyperlink"/>
@@ -2980,8 +3804,8 @@
         </w:r>
       </w:hyperlink>
     </w:p>
-    <w:bookmarkEnd w:id="75"/>
-    <w:bookmarkStart w:id="77" w:name="Xe054c0f71bf5600de863265ddf7f792ea496923"/>
+    <w:bookmarkEnd w:id="84"/>
+    <w:bookmarkStart w:id="86" w:name="Xe054c0f71bf5600de863265ddf7f792ea496923"/>
     <w:p>
       <w:pPr>
         <w:pStyle w:val="Bibliography"/>
@@ -3018,7 +3842,7 @@
       <w:r>
         <w:t xml:space="preserve"> </w:t>
       </w:r>
-      <w:hyperlink r:id="rId76">
+      <w:hyperlink r:id="rId85">
         <w:r>
           <w:rPr>
             <w:rStyle w:val="Hyperlink"/>
@@ -3027,8 +3851,8 @@
         </w:r>
       </w:hyperlink>
     </w:p>
-    <w:bookmarkEnd w:id="77"/>
-    <w:bookmarkStart w:id="79" w:name="X96c9e335a5ce9d388ef95d686456e69d06c80ca"/>
+    <w:bookmarkEnd w:id="86"/>
+    <w:bookmarkStart w:id="88" w:name="X96c9e335a5ce9d388ef95d686456e69d06c80ca"/>
     <w:p>
       <w:pPr>
         <w:pStyle w:val="Bibliography"/>
@@ -3065,7 +3889,7 @@
       <w:r>
         <w:t xml:space="preserve"> </w:t>
       </w:r>
-      <w:hyperlink r:id="rId78">
+      <w:hyperlink r:id="rId87">
         <w:r>
           <w:rPr>
             <w:rStyle w:val="Hyperlink"/>
@@ -3074,8 +3898,8 @@
         </w:r>
       </w:hyperlink>
     </w:p>
-    <w:bookmarkEnd w:id="79"/>
-    <w:bookmarkStart w:id="81" w:name="ref-waltonSocialSettingsAddiction1995"/>
+    <w:bookmarkEnd w:id="88"/>
+    <w:bookmarkStart w:id="90" w:name="ref-waltonSocialSettingsAddiction1995"/>
     <w:p>
       <w:pPr>
         <w:pStyle w:val="Bibliography"/>
@@ -3112,7 +3936,7 @@
       <w:r>
         <w:t xml:space="preserve"> </w:t>
       </w:r>
-      <w:hyperlink r:id="rId80">
+      <w:hyperlink r:id="rId89">
         <w:r>
           <w:rPr>
             <w:rStyle w:val="Hyperlink"/>
@@ -3121,10 +3945,15 @@
         </w:r>
       </w:hyperlink>
     </w:p>
-    <w:bookmarkEnd w:id="81"/>
-    <w:bookmarkEnd w:id="82"/>
-    <w:bookmarkEnd w:id="83"/>
-    <w:bookmarkStart w:id="92" w:name="tables-and-figures"/>
+    <w:bookmarkEnd w:id="90"/>
+    <w:bookmarkEnd w:id="91"/>
+    <w:p>
+      <w:r>
+        <w:br w:type="page"/>
+      </w:r>
+    </w:p>
+    <w:bookmarkEnd w:id="92"/>
+    <w:bookmarkStart w:id="96" w:name="tables-and-figures"/>
     <w:p>
       <w:pPr>
         <w:pStyle w:val="Heading2"/>
@@ -3133,13 +3962,13 @@
         <w:t xml:space="preserve">Tables and Figures</w:t>
       </w:r>
     </w:p>
-    <w:bookmarkStart w:id="85" w:name="table-1-eligibility-criteria"/>
+    <w:bookmarkStart w:id="94" w:name="X6116c37c1622f7e75757a6ca0a57bfe044f8577"/>
     <w:p>
       <w:pPr>
         <w:pStyle w:val="Heading3"/>
       </w:pPr>
       <w:r>
-        <w:t xml:space="preserve">Table 1: Eligibility Criteria</w:t>
+        <w:t xml:space="preserve">Table 1: Contextual geolocation information</w:t>
       </w:r>
     </w:p>
     <w:tbl>
@@ -3155,7 +3984,7 @@
       <w:tr>
         <w:tc>
           <w:tcPr/>
-          <w:bookmarkStart w:id="84" w:name="tbl-elig"/>
+          <w:bookmarkStart w:id="93" w:name="tbl-context"/>
           <w:p>
             <w:pPr>
               <w:jc w:val="center"/>
@@ -3166,500 +3995,7 @@
               <w:pStyle w:val="ImageCaption"/>
             </w:pPr>
             <w:r>
-              <w:t xml:space="preserve">Table 1: Eligibility criteria for study enrollment. **Personal or study-provided.</w:t>
-            </w:r>
-          </w:p>
-          <w:tbl>
-            <w:tblPr>
-              <w:tblStyle w:val="Table"/>
-              <w:tblW w:type="auto" w:w="0"/>
-              <w:tblLook w:firstRow="1" w:lastRow="0" w:firstColumn="0" w:lastColumn="0" w:noHBand="0" w:noVBand="0" w:val="0020"/>
-            </w:tblPr>
-            <w:tblGrid>
-              <w:gridCol w:w="7920"/>
-            </w:tblGrid>
-            <w:tr>
-              <w:trPr>
-                <w:tblHeader w:val="on"/>
-              </w:trPr>
-              <w:tc>
-                <w:tcPr/>
-                <w:p>
-                  <w:pPr>
-                    <w:pStyle w:val="Compact"/>
-                    <w:jc w:val="left"/>
-                    <w:jc w:val="center"/>
-                  </w:pPr>
-                  <w:r>
-                    <w:t xml:space="preserve">Eligibility Criteria</w:t>
-                  </w:r>
-                </w:p>
-              </w:tc>
-            </w:tr>
-            <w:tr>
-              <w:tc>
-                <w:tcPr/>
-                <w:p>
-                  <w:pPr>
-                    <w:pStyle w:val="Compact"/>
-                    <w:jc w:val="left"/>
-                    <w:jc w:val="center"/>
-                  </w:pPr>
-                  <w:r>
-                    <w:t xml:space="preserve">&gt;= 18 years of age</w:t>
-                  </w:r>
-                </w:p>
-              </w:tc>
-            </w:tr>
-            <w:tr>
-              <w:tc>
-                <w:tcPr/>
-                <w:p>
-                  <w:pPr>
-                    <w:pStyle w:val="Compact"/>
-                    <w:jc w:val="left"/>
-                    <w:jc w:val="center"/>
-                  </w:pPr>
-                  <w:r>
-                    <w:t xml:space="preserve">Ability to read and write in English</w:t>
-                  </w:r>
-                </w:p>
-              </w:tc>
-            </w:tr>
-            <w:tr>
-              <w:tc>
-                <w:tcPr/>
-                <w:p>
-                  <w:pPr>
-                    <w:pStyle w:val="Compact"/>
-                    <w:jc w:val="left"/>
-                    <w:jc w:val="center"/>
-                  </w:pPr>
-                  <w:r>
-                    <w:t xml:space="preserve">Diagnosis of moderate AUD (&gt;= 4 self-reported DSM-5 symptoms)</w:t>
-                  </w:r>
-                </w:p>
-              </w:tc>
-            </w:tr>
-            <w:tr>
-              <w:tc>
-                <w:tcPr/>
-                <w:p>
-                  <w:pPr>
-                    <w:pStyle w:val="Compact"/>
-                    <w:jc w:val="left"/>
-                    <w:jc w:val="center"/>
-                  </w:pPr>
-                  <w:r>
-                    <w:t xml:space="preserve">Abstinent from alcohol for 1-8 weeks</w:t>
-                  </w:r>
-                </w:p>
-              </w:tc>
-            </w:tr>
-            <w:tr>
-              <w:tc>
-                <w:tcPr/>
-                <w:p>
-                  <w:pPr>
-                    <w:pStyle w:val="Compact"/>
-                    <w:jc w:val="left"/>
-                    <w:jc w:val="center"/>
-                  </w:pPr>
-                  <w:r>
-                    <w:t xml:space="preserve">Willing to use only one smartphone** while on study</w:t>
-                  </w:r>
-                </w:p>
-              </w:tc>
-            </w:tr>
-          </w:tbl>
-          <w:bookmarkEnd w:id="84"/>
-          <w:p/>
-        </w:tc>
-      </w:tr>
-    </w:tbl>
-    <w:bookmarkEnd w:id="85"/>
-    <w:bookmarkStart w:id="87" w:name="X5e379402238964859a1beb1ee4b1755415d28d1"/>
-    <w:p>
-      <w:pPr>
-        <w:pStyle w:val="Heading3"/>
-      </w:pPr>
-      <w:r>
-        <w:t xml:space="preserve">Table 2: Collected demographic information</w:t>
-      </w:r>
-    </w:p>
-    <w:tbl>
-      <w:tblPr>
-        <w:tblStyle w:val="Table"/>
-        <w:tblW w:type="pct" w:w="5000"/>
-        <w:tblLayout w:type="fixed"/>
-        <w:tblLook w:firstRow="0" w:lastRow="0" w:firstColumn="0" w:lastColumn="0" w:noHBand="0" w:noVBand="0" w:val="0000"/>
-      </w:tblPr>
-      <w:tblGrid>
-        <w:gridCol w:w="7920"/>
-      </w:tblGrid>
-      <w:tr>
-        <w:tc>
-          <w:tcPr/>
-          <w:bookmarkStart w:id="86" w:name="tbl-demo-1"/>
-          <w:p>
-            <w:pPr>
-              <w:jc w:val="center"/>
-            </w:pPr>
-            <w:pPr>
-              <w:jc w:val="start"/>
-              <w:spacing w:before="200"/>
-              <w:pStyle w:val="ImageCaption"/>
-            </w:pPr>
-            <w:r>
-              <w:t xml:space="preserve">Table 2: Demographic and relevant alcohol use history variables sampled at screening visit.</w:t>
-            </w:r>
-          </w:p>
-          <w:tbl>
-            <w:tblPr>
-              <w:tblStyle w:val="Table"/>
-              <w:tblW w:type="pct" w:w="5000"/>
-              <w:tblLayout w:type="fixed"/>
-              <w:tblLook w:firstRow="1" w:lastRow="0" w:firstColumn="0" w:lastColumn="0" w:noHBand="0" w:noVBand="0" w:val="0020"/>
-            </w:tblPr>
-            <w:tblGrid>
-              <w:gridCol w:w="2860"/>
-              <w:gridCol w:w="5060"/>
-            </w:tblGrid>
-            <w:tr>
-              <w:trPr>
-                <w:tblHeader w:val="on"/>
-              </w:trPr>
-              <w:tc>
-                <w:tcPr/>
-                <w:p>
-                  <w:pPr>
-                    <w:pStyle w:val="Compact"/>
-                    <w:jc w:val="left"/>
-                    <w:jc w:val="center"/>
-                  </w:pPr>
-                  <w:r>
-                    <w:t xml:space="preserve">Variable</w:t>
-                  </w:r>
-                </w:p>
-              </w:tc>
-              <w:tc>
-                <w:tcPr/>
-                <w:p>
-                  <w:pPr>
-                    <w:pStyle w:val="Compact"/>
-                    <w:jc w:val="left"/>
-                    <w:jc w:val="center"/>
-                  </w:pPr>
-                  <w:r>
-                    <w:t xml:space="preserve">Measure</w:t>
-                  </w:r>
-                </w:p>
-              </w:tc>
-            </w:tr>
-            <w:tr>
-              <w:tc>
-                <w:tcPr/>
-                <w:p>
-                  <w:pPr>
-                    <w:pStyle w:val="Compact"/>
-                    <w:jc w:val="left"/>
-                    <w:jc w:val="center"/>
-                  </w:pPr>
-                  <w:r>
-                    <w:t xml:space="preserve">Demographics</w:t>
-                  </w:r>
-                </w:p>
-              </w:tc>
-              <w:tc>
-                <w:tcPr/>
-                <w:p>
-                  <w:pPr>
-                    <w:pStyle w:val="Compact"/>
-                    <w:jc w:val="left"/>
-                    <w:jc w:val="center"/>
-                  </w:pPr>
-                  <w:r>
-                    <w:t xml:space="preserve">Age</w:t>
-                  </w:r>
-                </w:p>
-              </w:tc>
-            </w:tr>
-            <w:tr>
-              <w:tc>
-                <w:tcPr/>
-                <w:p>
-                  <w:pPr>
-                    <w:pStyle w:val="Compact"/>
-                  </w:pPr>
-                </w:p>
-              </w:tc>
-              <w:tc>
-                <w:tcPr/>
-                <w:p>
-                  <w:pPr>
-                    <w:pStyle w:val="Compact"/>
-                    <w:jc w:val="left"/>
-                    <w:jc w:val="center"/>
-                  </w:pPr>
-                  <w:r>
-                    <w:t xml:space="preserve">Sex</w:t>
-                  </w:r>
-                </w:p>
-              </w:tc>
-            </w:tr>
-            <w:tr>
-              <w:tc>
-                <w:tcPr/>
-                <w:p>
-                  <w:pPr>
-                    <w:pStyle w:val="Compact"/>
-                  </w:pPr>
-                </w:p>
-              </w:tc>
-              <w:tc>
-                <w:tcPr/>
-                <w:p>
-                  <w:pPr>
-                    <w:pStyle w:val="Compact"/>
-                    <w:jc w:val="left"/>
-                    <w:jc w:val="center"/>
-                  </w:pPr>
-                  <w:r>
-                    <w:t xml:space="preserve">Race</w:t>
-                  </w:r>
-                </w:p>
-              </w:tc>
-            </w:tr>
-            <w:tr>
-              <w:tc>
-                <w:tcPr/>
-                <w:p>
-                  <w:pPr>
-                    <w:pStyle w:val="Compact"/>
-                  </w:pPr>
-                </w:p>
-              </w:tc>
-              <w:tc>
-                <w:tcPr/>
-                <w:p>
-                  <w:pPr>
-                    <w:pStyle w:val="Compact"/>
-                    <w:jc w:val="left"/>
-                    <w:jc w:val="center"/>
-                  </w:pPr>
-                  <w:r>
-                    <w:t xml:space="preserve">Ethnicity</w:t>
-                  </w:r>
-                </w:p>
-              </w:tc>
-            </w:tr>
-            <w:tr>
-              <w:tc>
-                <w:tcPr/>
-                <w:p>
-                  <w:pPr>
-                    <w:pStyle w:val="Compact"/>
-                  </w:pPr>
-                </w:p>
-              </w:tc>
-              <w:tc>
-                <w:tcPr/>
-                <w:p>
-                  <w:pPr>
-                    <w:pStyle w:val="Compact"/>
-                    <w:jc w:val="left"/>
-                    <w:jc w:val="center"/>
-                  </w:pPr>
-                  <w:r>
-                    <w:t xml:space="preserve">Employment</w:t>
-                  </w:r>
-                </w:p>
-              </w:tc>
-            </w:tr>
-            <w:tr>
-              <w:tc>
-                <w:tcPr/>
-                <w:p>
-                  <w:pPr>
-                    <w:pStyle w:val="Compact"/>
-                  </w:pPr>
-                </w:p>
-              </w:tc>
-              <w:tc>
-                <w:tcPr/>
-                <w:p>
-                  <w:pPr>
-                    <w:pStyle w:val="Compact"/>
-                    <w:jc w:val="left"/>
-                    <w:jc w:val="center"/>
-                  </w:pPr>
-                  <w:r>
-                    <w:t xml:space="preserve">Income</w:t>
-                  </w:r>
-                </w:p>
-              </w:tc>
-            </w:tr>
-            <w:tr>
-              <w:tc>
-                <w:tcPr/>
-                <w:p>
-                  <w:pPr>
-                    <w:pStyle w:val="Compact"/>
-                  </w:pPr>
-                </w:p>
-              </w:tc>
-              <w:tc>
-                <w:tcPr/>
-                <w:p>
-                  <w:pPr>
-                    <w:pStyle w:val="Compact"/>
-                    <w:jc w:val="left"/>
-                    <w:jc w:val="center"/>
-                  </w:pPr>
-                  <w:r>
-                    <w:t xml:space="preserve">Marital Status</w:t>
-                  </w:r>
-                </w:p>
-              </w:tc>
-            </w:tr>
-            <w:tr>
-              <w:tc>
-                <w:tcPr/>
-                <w:p>
-                  <w:pPr>
-                    <w:pStyle w:val="Compact"/>
-                    <w:jc w:val="left"/>
-                    <w:jc w:val="center"/>
-                  </w:pPr>
-                  <w:r>
-                    <w:t xml:space="preserve">Alcohol</w:t>
-                  </w:r>
-                </w:p>
-              </w:tc>
-              <w:tc>
-                <w:tcPr/>
-                <w:p>
-                  <w:pPr>
-                    <w:pStyle w:val="Compact"/>
-                    <w:jc w:val="left"/>
-                    <w:jc w:val="center"/>
-                  </w:pPr>
-                  <w:r>
-                    <w:t xml:space="preserve">Alcohol Use History</w:t>
-                  </w:r>
-                </w:p>
-              </w:tc>
-            </w:tr>
-            <w:tr>
-              <w:tc>
-                <w:tcPr/>
-                <w:p>
-                  <w:pPr>
-                    <w:pStyle w:val="Compact"/>
-                  </w:pPr>
-                </w:p>
-              </w:tc>
-              <w:tc>
-                <w:tcPr/>
-                <w:p>
-                  <w:pPr>
-                    <w:pStyle w:val="Compact"/>
-                    <w:jc w:val="left"/>
-                    <w:jc w:val="center"/>
-                  </w:pPr>
-                  <w:r>
-                    <w:t xml:space="preserve">DSM-5 Checklist for AUD</w:t>
-                  </w:r>
-                </w:p>
-              </w:tc>
-            </w:tr>
-            <w:tr>
-              <w:tc>
-                <w:tcPr/>
-                <w:p>
-                  <w:pPr>
-                    <w:pStyle w:val="Compact"/>
-                  </w:pPr>
-                </w:p>
-              </w:tc>
-              <w:tc>
-                <w:tcPr/>
-                <w:p>
-                  <w:pPr>
-                    <w:pStyle w:val="Compact"/>
-                    <w:jc w:val="left"/>
-                    <w:jc w:val="center"/>
-                  </w:pPr>
-                  <w:r>
-                    <w:t xml:space="preserve">Young Adult Alcohol Problems Test</w:t>
-                  </w:r>
-                </w:p>
-              </w:tc>
-            </w:tr>
-            <w:tr>
-              <w:tc>
-                <w:tcPr/>
-                <w:p>
-                  <w:pPr>
-                    <w:pStyle w:val="Compact"/>
-                  </w:pPr>
-                </w:p>
-              </w:tc>
-              <w:tc>
-                <w:tcPr/>
-                <w:p>
-                  <w:pPr>
-                    <w:pStyle w:val="Compact"/>
-                    <w:jc w:val="left"/>
-                    <w:jc w:val="center"/>
-                  </w:pPr>
-                  <w:r>
-                    <w:t xml:space="preserve">WHO-The Alcohol, Smoking and Substance Involvement Screening Test</w:t>
-                  </w:r>
-                </w:p>
-              </w:tc>
-            </w:tr>
-          </w:tbl>
-          <w:bookmarkEnd w:id="86"/>
-          <w:p/>
-        </w:tc>
-      </w:tr>
-    </w:tbl>
-    <w:bookmarkEnd w:id="87"/>
-    <w:bookmarkStart w:id="89" w:name="X85d3e833fe6a1aca4e1be0bd28a15b98db36aac"/>
-    <w:p>
-      <w:pPr>
-        <w:pStyle w:val="Heading3"/>
-      </w:pPr>
-      <w:r>
-        <w:t xml:space="preserve">Table 3: Contextual geolocation information</w:t>
-      </w:r>
-    </w:p>
-    <w:tbl>
-      <w:tblPr>
-        <w:tblStyle w:val="Table"/>
-        <w:tblW w:type="pct" w:w="5000"/>
-        <w:tblLayout w:type="fixed"/>
-        <w:tblLook w:firstRow="0" w:lastRow="0" w:firstColumn="0" w:lastColumn="0" w:noHBand="0" w:noVBand="0" w:val="0000"/>
-      </w:tblPr>
-      <w:tblGrid>
-        <w:gridCol w:w="7920"/>
-      </w:tblGrid>
-      <w:tr>
-        <w:tc>
-          <w:tcPr/>
-          <w:bookmarkStart w:id="88" w:name="tbl-context"/>
-          <w:p>
-            <w:pPr>
-              <w:jc w:val="center"/>
-            </w:pPr>
-            <w:pPr>
-              <w:jc w:val="start"/>
-              <w:spacing w:before="200"/>
-              <w:pStyle w:val="ImageCaption"/>
-            </w:pPr>
-            <w:r>
-              <w:t xml:space="preserve">Table 3: Location information collected from frequently visited locations.</w:t>
+              <w:t xml:space="preserve">Table 1: Location information collected from frequently visited locations.</w:t>
             </w:r>
           </w:p>
           <w:tbl>
@@ -3896,19 +4232,24 @@
               </w:tc>
             </w:tr>
           </w:tbl>
-          <w:bookmarkEnd w:id="88"/>
+          <w:bookmarkEnd w:id="93"/>
           <w:p/>
         </w:tc>
       </w:tr>
     </w:tbl>
-    <w:bookmarkEnd w:id="89"/>
-    <w:bookmarkStart w:id="91" w:name="table-4-raw-geolocation-features"/>
+    <w:p>
+      <w:r>
+        <w:br w:type="page"/>
+      </w:r>
+    </w:p>
+    <w:bookmarkEnd w:id="94"/>
+    <w:bookmarkStart w:id="95" w:name="table-2-raw-geolocation-features"/>
     <w:p>
       <w:pPr>
         <w:pStyle w:val="Heading3"/>
       </w:pPr>
       <w:r>
-        <w:t xml:space="preserve">Table 4: Raw geolocation features</w:t>
+        <w:t xml:space="preserve">Table 2: Raw geolocation features</w:t>
       </w:r>
     </w:p>
     <w:tbl>
@@ -3916,1073 +4257,765 @@
         <w:tblStyle w:val="Table"/>
         <w:tblW w:type="pct" w:w="5000"/>
         <w:tblLayout w:type="fixed"/>
-        <w:tblLook w:firstRow="0" w:lastRow="0" w:firstColumn="0" w:lastColumn="0" w:noHBand="0" w:noVBand="0" w:val="0000"/>
+        <w:tblLook w:firstRow="1" w:lastRow="0" w:firstColumn="0" w:lastColumn="0" w:noHBand="0" w:noVBand="0" w:val="0020"/>
       </w:tblPr>
       <w:tblGrid>
-        <w:gridCol w:w="7920"/>
+        <w:gridCol w:w="609"/>
+        <w:gridCol w:w="1294"/>
+        <w:gridCol w:w="2360"/>
+        <w:gridCol w:w="1218"/>
+        <w:gridCol w:w="2436"/>
       </w:tblGrid>
+      <w:tr>
+        <w:trPr>
+          <w:tblHeader w:val="on"/>
+        </w:trPr>
+        <w:tc>
+          <w:tcPr/>
+          <w:p>
+            <w:pPr>
+              <w:pStyle w:val="Compact"/>
+              <w:jc w:val="left"/>
+            </w:pPr>
+            <w:r>
+              <w:t xml:space="preserve">Feature</w:t>
+            </w:r>
+          </w:p>
+        </w:tc>
+        <w:tc>
+          <w:tcPr/>
+          <w:p>
+            <w:pPr>
+              <w:pStyle w:val="Compact"/>
+              <w:jc w:val="left"/>
+            </w:pPr>
+            <w:r>
+              <w:t xml:space="preserve">Original formula</w:t>
+            </w:r>
+          </w:p>
+        </w:tc>
+        <w:tc>
+          <w:tcPr/>
+          <w:p>
+            <w:pPr>
+              <w:pStyle w:val="Compact"/>
+              <w:jc w:val="left"/>
+            </w:pPr>
+            <w:r>
+              <w:t xml:space="preserve">Modification for current study</w:t>
+            </w:r>
+          </w:p>
+        </w:tc>
+        <w:tc>
+          <w:tcPr/>
+          <w:p>
+            <w:pPr>
+              <w:pStyle w:val="Compact"/>
+              <w:jc w:val="left"/>
+            </w:pPr>
+            <w:r>
+              <w:t xml:space="preserve">Interpretation</w:t>
+            </w:r>
+          </w:p>
+        </w:tc>
+        <w:tc>
+          <w:tcPr/>
+          <w:p>
+            <w:pPr>
+              <w:pStyle w:val="Compact"/>
+              <w:jc w:val="left"/>
+            </w:pPr>
+            <w:r>
+              <w:t xml:space="preserve">Theoretical mechanism of action</w:t>
+            </w:r>
+          </w:p>
+        </w:tc>
+      </w:tr>
       <w:tr>
         <w:tc>
           <w:tcPr/>
-          <w:bookmarkStart w:id="90" w:name="tbl-raw"/>
           <w:p>
             <w:pPr>
-              <w:jc w:val="center"/>
-            </w:pPr>
-            <w:pPr>
-              <w:jc w:val="start"/>
-              <w:spacing w:before="200"/>
-              <w:pStyle w:val="ImageCaption"/>
+              <w:pStyle w:val="Compact"/>
+              <w:jc w:val="left"/>
             </w:pPr>
             <w:r>
-              <w:t xml:space="preserve">Table 4: Raw geolocation features derived from the GPS literature with description of modifications made for current study.</w:t>
+              <w:t xml:space="preserve">Location Variance</w:t>
             </w:r>
           </w:p>
-          <w:tbl>
-            <w:tblPr>
-              <w:tblStyle w:val="Table"/>
-              <w:tblW w:type="pct" w:w="5000"/>
-              <w:tblLayout w:type="fixed"/>
-              <w:tblLook w:firstRow="1" w:lastRow="0" w:firstColumn="0" w:lastColumn="0" w:noHBand="0" w:noVBand="0" w:val="0020"/>
-            </w:tblPr>
-            <w:tblGrid>
-              <w:gridCol w:w="609"/>
-              <w:gridCol w:w="1294"/>
-              <w:gridCol w:w="2360"/>
-              <w:gridCol w:w="1218"/>
-              <w:gridCol w:w="2436"/>
-            </w:tblGrid>
-            <w:tr>
-              <w:trPr>
-                <w:tblHeader w:val="on"/>
-              </w:trPr>
-              <w:tc>
-                <w:tcPr/>
-                <w:p>
-                  <w:pPr>
-                    <w:pStyle w:val="Compact"/>
-                    <w:jc w:val="left"/>
-                    <w:jc w:val="center"/>
-                  </w:pPr>
-                  <w:r>
-                    <w:t xml:space="preserve">Feature</w:t>
-                  </w:r>
-                </w:p>
-              </w:tc>
-              <w:tc>
-                <w:tcPr/>
-                <w:p>
-                  <w:pPr>
-                    <w:pStyle w:val="Compact"/>
-                    <w:jc w:val="left"/>
-                    <w:jc w:val="center"/>
-                  </w:pPr>
-                  <w:r>
-                    <w:t xml:space="preserve">Original formula</w:t>
-                  </w:r>
-                </w:p>
-              </w:tc>
-              <w:tc>
-                <w:tcPr/>
-                <w:p>
-                  <w:pPr>
-                    <w:pStyle w:val="Compact"/>
-                    <w:jc w:val="left"/>
-                    <w:jc w:val="center"/>
-                  </w:pPr>
-                  <w:r>
-                    <w:t xml:space="preserve">Modification for current study</w:t>
-                  </w:r>
-                </w:p>
-              </w:tc>
-              <w:tc>
-                <w:tcPr/>
-                <w:p>
-                  <w:pPr>
-                    <w:pStyle w:val="Compact"/>
-                    <w:jc w:val="left"/>
-                    <w:jc w:val="center"/>
-                  </w:pPr>
-                  <w:r>
-                    <w:t xml:space="preserve">Interpretation</w:t>
-                  </w:r>
-                </w:p>
-              </w:tc>
-              <w:tc>
-                <w:tcPr/>
-                <w:p>
-                  <w:pPr>
-                    <w:pStyle w:val="Compact"/>
-                    <w:jc w:val="left"/>
-                    <w:jc w:val="center"/>
-                  </w:pPr>
-                  <w:r>
-                    <w:t xml:space="preserve">Theoretical mechanism of action</w:t>
-                  </w:r>
-                </w:p>
-              </w:tc>
-            </w:tr>
-            <w:tr>
-              <w:tc>
-                <w:tcPr/>
-                <w:p>
-                  <w:pPr>
-                    <w:pStyle w:val="Compact"/>
-                    <w:jc w:val="left"/>
-                    <w:jc w:val="center"/>
-                  </w:pPr>
-                  <w:r>
-                    <w:t xml:space="preserve">Location Variance</w:t>
-                  </w:r>
-                </w:p>
-              </w:tc>
-              <w:tc>
-                <w:tcPr/>
-                <w:p>
-                  <w:pPr>
-                    <w:pStyle w:val="Compact"/>
-                    <w:jc w:val="left"/>
-                    <w:jc w:val="center"/>
-                  </w:pPr>
-                  <m:oMath>
-                    <m:r>
-                      <m:t>L</m:t>
-                    </m:r>
-                    <m:r>
-                      <m:t>o</m:t>
-                    </m:r>
-                    <m:r>
-                      <m:t>c</m:t>
-                    </m:r>
-                    <m:r>
-                      <m:t>a</m:t>
-                    </m:r>
-                    <m:r>
-                      <m:t>t</m:t>
-                    </m:r>
-                    <m:r>
-                      <m:t>i</m:t>
-                    </m:r>
-                    <m:r>
-                      <m:t>o</m:t>
-                    </m:r>
-                    <m:r>
-                      <m:t>n</m:t>
-                    </m:r>
-                    <m:r>
-                      <m:t>V</m:t>
-                    </m:r>
-                    <m:r>
-                      <m:t>a</m:t>
-                    </m:r>
-                    <m:r>
-                      <m:t>r</m:t>
-                    </m:r>
-                    <m:r>
-                      <m:t>i</m:t>
-                    </m:r>
-                    <m:r>
-                      <m:t>a</m:t>
-                    </m:r>
-                    <m:r>
-                      <m:t>n</m:t>
-                    </m:r>
-                    <m:r>
-                      <m:t>c</m:t>
-                    </m:r>
-                    <m:r>
-                      <m:t>e</m:t>
-                    </m:r>
-                    <m:r>
-                      <m:rPr>
-                        <m:sty m:val="p"/>
-                      </m:rPr>
-                      <m:t>=</m:t>
-                    </m:r>
-                    <m:r>
-                      <m:rPr>
-                        <m:sty m:val="p"/>
-                      </m:rPr>
-                      <m:t>log</m:t>
-                    </m:r>
-                    <m:d>
-                      <m:dPr>
-                        <m:begChr m:val="("/>
-                        <m:endChr m:val=")"/>
-                        <m:sepChr m:val=""/>
-                        <m:grow/>
-                      </m:dPr>
-                      <m:e>
-                        <m:sSubSup>
-                          <m:e>
-                            <m:r>
-                              <m:t>σ</m:t>
-                            </m:r>
-                          </m:e>
-                          <m:sub>
-                            <m:r>
-                              <m:t>l</m:t>
-                            </m:r>
-                            <m:r>
-                              <m:t>a</m:t>
-                            </m:r>
-                            <m:r>
-                              <m:t>t</m:t>
-                            </m:r>
-                          </m:sub>
-                          <m:sup>
-                            <m:r>
-                              <m:t>2</m:t>
-                            </m:r>
-                          </m:sup>
-                        </m:sSubSup>
-                        <m:r>
-                          <m:rPr>
-                            <m:sty m:val="p"/>
-                          </m:rPr>
-                          <m:t>+</m:t>
-                        </m:r>
-                        <m:sSubSup>
-                          <m:e>
-                            <m:r>
-                              <m:t>σ</m:t>
-                            </m:r>
-                          </m:e>
-                          <m:sub>
-                            <m:r>
-                              <m:t>l</m:t>
-                            </m:r>
-                            <m:r>
-                              <m:t>o</m:t>
-                            </m:r>
-                            <m:r>
-                              <m:t>n</m:t>
-                            </m:r>
-                            <m:r>
-                              <m:t>g</m:t>
-                            </m:r>
-                          </m:sub>
-                          <m:sup>
-                            <m:r>
-                              <m:t>2</m:t>
-                            </m:r>
-                          </m:sup>
-                        </m:sSubSup>
-                      </m:e>
-                    </m:d>
-                  </m:oMath>
-                </w:p>
-              </w:tc>
-              <w:tc>
-                <w:tcPr/>
-                <w:p>
-                  <w:pPr>
-                    <w:pStyle w:val="Compact"/>
-                    <w:jc w:val="left"/>
-                    <w:jc w:val="center"/>
-                  </w:pPr>
-                  <w:r>
-                    <w:t xml:space="preserve">Calculated as both raw and difference scores for past 6, 12, 24, 48, 72, and 168 hours</w:t>
-                  </w:r>
-                </w:p>
-              </w:tc>
-              <w:tc>
-                <w:tcPr/>
-                <w:p>
-                  <w:pPr>
-                    <w:pStyle w:val="Compact"/>
-                    <w:jc w:val="left"/>
-                    <w:jc w:val="center"/>
-                  </w:pPr>
-                  <w:r>
-                    <w:t xml:space="preserve">Spatial variability over defined segments</w:t>
-                  </w:r>
-                </w:p>
-              </w:tc>
-              <w:tc>
-                <w:tcPr/>
-                <w:p>
-                  <w:pPr>
-                    <w:pStyle w:val="Compact"/>
-                    <w:jc w:val="left"/>
-                    <w:jc w:val="center"/>
-                  </w:pPr>
-                  <w:r>
-                    <w:t xml:space="preserve">Lower variance may be indicative of more isolation, less geographical coverage</w:t>
-                  </w:r>
-                </w:p>
-              </w:tc>
-            </w:tr>
-            <w:tr>
-              <w:tc>
-                <w:tcPr/>
-                <w:p>
-                  <w:pPr>
-                    <w:pStyle w:val="Compact"/>
-                    <w:jc w:val="left"/>
-                    <w:jc w:val="center"/>
-                  </w:pPr>
-                  <w:r>
-                    <w:t xml:space="preserve">Entropy</w:t>
-                  </w:r>
-                </w:p>
-              </w:tc>
-              <w:tc>
-                <w:tcPr/>
-                <w:p>
-                  <w:pPr>
-                    <w:pStyle w:val="Compact"/>
-                    <w:jc w:val="left"/>
-                    <w:jc w:val="center"/>
-                  </w:pPr>
-                  <m:oMath>
-                    <m:r>
-                      <m:t>E</m:t>
-                    </m:r>
-                    <m:r>
-                      <m:t>n</m:t>
-                    </m:r>
-                    <m:r>
-                      <m:t>t</m:t>
-                    </m:r>
-                    <m:r>
-                      <m:t>r</m:t>
-                    </m:r>
-                    <m:r>
-                      <m:t>o</m:t>
-                    </m:r>
-                    <m:r>
-                      <m:t>p</m:t>
-                    </m:r>
-                    <m:r>
-                      <m:t>y</m:t>
-                    </m:r>
-                    <m:r>
-                      <m:rPr>
-                        <m:sty m:val="p"/>
-                      </m:rPr>
-                      <m:t>=</m:t>
-                    </m:r>
-                    <m:r>
-                      <m:rPr>
-                        <m:sty m:val="p"/>
-                      </m:rPr>
-                      <m:t>−</m:t>
-                    </m:r>
-                    <m:nary>
-                      <m:naryPr>
-                        <m:chr m:val="∑"/>
-                        <m:limLoc m:val="undOvr"/>
-                        <m:subHide m:val="off"/>
-                        <m:supHide m:val="off"/>
-                      </m:naryPr>
-                      <m:sub>
-                        <m:r>
-                          <m:t>i</m:t>
-                        </m:r>
-                        <m:r>
-                          <m:rPr>
-                            <m:sty m:val="p"/>
-                          </m:rPr>
-                          <m:t>=</m:t>
-                        </m:r>
-                        <m:r>
-                          <m:t>1</m:t>
-                        </m:r>
-                      </m:sub>
-                      <m:sup>
-                        <m:r>
-                          <m:t>N</m:t>
-                        </m:r>
-                      </m:sup>
-                      <m:e>
-                        <m:sSub>
-                          <m:e>
-                            <m:r>
-                              <m:t>p</m:t>
-                            </m:r>
-                          </m:e>
-                          <m:sub>
-                            <m:r>
-                              <m:t>i</m:t>
-                            </m:r>
-                          </m:sub>
-                        </m:sSub>
-                      </m:e>
-                    </m:nary>
-                    <m:r>
-                      <m:rPr>
-                        <m:sty m:val="p"/>
-                      </m:rPr>
-                      <m:t>log</m:t>
-                    </m:r>
-                    <m:d>
-                      <m:dPr>
-                        <m:begChr m:val="("/>
-                        <m:endChr m:val=")"/>
-                        <m:sepChr m:val=""/>
-                        <m:grow/>
-                      </m:dPr>
-                      <m:e>
-                        <m:sSub>
-                          <m:e>
-                            <m:r>
-                              <m:t>p</m:t>
-                            </m:r>
-                          </m:e>
-                          <m:sub>
-                            <m:r>
-                              <m:t>i</m:t>
-                            </m:r>
-                          </m:sub>
-                        </m:sSub>
-                      </m:e>
-                    </m:d>
-                  </m:oMath>
-                </w:p>
-              </w:tc>
-              <w:tc>
-                <w:tcPr/>
-                <w:p>
-                  <w:pPr>
-                    <w:pStyle w:val="Compact"/>
-                    <w:jc w:val="left"/>
-                    <w:jc w:val="center"/>
-                  </w:pPr>
-                  <w:r>
-                    <w:t xml:space="preserve">Calculated as both raw and difference scores for past 24, 48, 72, and 168 hours (PLACEHOLDER but calc will probably be similar)</w:t>
-                  </w:r>
-                </w:p>
-              </w:tc>
-              <w:tc>
-                <w:tcPr/>
-                <w:p>
-                  <w:pPr>
-                    <w:pStyle w:val="Compact"/>
-                    <w:jc w:val="left"/>
-                    <w:jc w:val="center"/>
-                  </w:pPr>
-                  <w:r>
-                    <w:t xml:space="preserve">Distribution of time across location clusters</w:t>
-                  </w:r>
-                </w:p>
-              </w:tc>
-              <w:tc>
-                <w:tcPr/>
-                <w:p>
-                  <w:pPr>
-                    <w:pStyle w:val="Compact"/>
-                    <w:jc w:val="left"/>
-                    <w:jc w:val="center"/>
-                  </w:pPr>
-                  <w:r>
-                    <w:t xml:space="preserve">Higher entropy may be indicative of greater flexibility in routine, which could either indicate experiential diversity or lack of routine</w:t>
-                  </w:r>
-                </w:p>
-              </w:tc>
-            </w:tr>
-            <w:tr>
-              <w:tc>
-                <w:tcPr/>
-                <w:p>
-                  <w:pPr>
-                    <w:pStyle w:val="Compact"/>
-                    <w:jc w:val="left"/>
-                    <w:jc w:val="center"/>
-                  </w:pPr>
-                  <w:r>
-                    <w:t xml:space="preserve">Normalized Entropy</w:t>
-                  </w:r>
-                </w:p>
-              </w:tc>
-              <w:tc>
-                <w:tcPr/>
-                <w:p>
-                  <w:pPr>
-                    <w:pStyle w:val="Compact"/>
-                    <w:jc w:val="left"/>
-                    <w:jc w:val="center"/>
-                  </w:pPr>
-                  <m:oMath>
-                    <m:r>
-                      <m:t>N</m:t>
-                    </m:r>
-                    <m:r>
-                      <m:t>o</m:t>
-                    </m:r>
-                    <m:r>
-                      <m:t>r</m:t>
-                    </m:r>
-                    <m:r>
-                      <m:t>m</m:t>
-                    </m:r>
-                    <m:r>
-                      <m:t>a</m:t>
-                    </m:r>
-                    <m:r>
-                      <m:t>l</m:t>
-                    </m:r>
-                    <m:r>
-                      <m:t>i</m:t>
-                    </m:r>
-                    <m:r>
-                      <m:t>z</m:t>
-                    </m:r>
-                    <m:r>
-                      <m:t>e</m:t>
-                    </m:r>
-                    <m:r>
-                      <m:t>d</m:t>
-                    </m:r>
-                    <m:r>
-                      <m:t>E</m:t>
-                    </m:r>
-                    <m:r>
-                      <m:t>n</m:t>
-                    </m:r>
-                    <m:r>
-                      <m:t>t</m:t>
-                    </m:r>
-                    <m:r>
-                      <m:t>r</m:t>
-                    </m:r>
-                    <m:r>
-                      <m:t>o</m:t>
-                    </m:r>
-                    <m:r>
-                      <m:t>p</m:t>
-                    </m:r>
-                    <m:r>
-                      <m:t>y</m:t>
-                    </m:r>
-                    <m:r>
-                      <m:rPr>
-                        <m:sty m:val="p"/>
-                      </m:rPr>
-                      <m:t>=</m:t>
-                    </m:r>
-                    <m:f>
-                      <m:fPr>
-                        <m:type m:val="bar"/>
-                      </m:fPr>
-                      <m:num>
-                        <m:r>
-                          <m:t>E</m:t>
-                        </m:r>
-                        <m:r>
-                          <m:t>n</m:t>
-                        </m:r>
-                        <m:r>
-                          <m:t>t</m:t>
-                        </m:r>
-                        <m:r>
-                          <m:t>r</m:t>
-                        </m:r>
-                        <m:r>
-                          <m:t>o</m:t>
-                        </m:r>
-                        <m:r>
-                          <m:t>p</m:t>
-                        </m:r>
-                        <m:r>
-                          <m:t>y</m:t>
-                        </m:r>
-                      </m:num>
-                      <m:den>
-                        <m:r>
-                          <m:rPr>
-                            <m:sty m:val="p"/>
-                          </m:rPr>
-                          <m:t>log</m:t>
-                        </m:r>
-                        <m:d>
-                          <m:dPr>
-                            <m:begChr m:val="("/>
-                            <m:endChr m:val=")"/>
-                            <m:sepChr m:val=""/>
-                            <m:grow/>
-                          </m:dPr>
-                          <m:e>
-                            <m:r>
-                              <m:t>N</m:t>
-                            </m:r>
-                          </m:e>
-                        </m:d>
-                      </m:den>
-                    </m:f>
-                  </m:oMath>
-                </w:p>
-              </w:tc>
-              <w:tc>
-                <w:tcPr/>
-                <w:p>
-                  <w:pPr>
-                    <w:pStyle w:val="Compact"/>
-                    <w:jc w:val="left"/>
-                    <w:jc w:val="center"/>
-                  </w:pPr>
-                  <w:r>
-                    <w:t xml:space="preserve">Calculated as both raw and difference scores for past 24, 48, 72, and 168 hours (PLACEHOLDER)</w:t>
-                  </w:r>
-                </w:p>
-              </w:tc>
-              <w:tc>
-                <w:tcPr/>
-                <w:p>
-                  <w:pPr>
-                    <w:pStyle w:val="Compact"/>
-                    <w:jc w:val="left"/>
-                    <w:jc w:val="center"/>
-                  </w:pPr>
-                  <w:r>
-                    <w:t xml:space="preserve">Distribution of time across location clusters, accounting for number of clusters</w:t>
-                  </w:r>
-                </w:p>
-              </w:tc>
-              <w:tc>
-                <w:tcPr/>
-                <w:p>
-                  <w:pPr>
-                    <w:pStyle w:val="Compact"/>
-                  </w:pPr>
-                </w:p>
-              </w:tc>
-            </w:tr>
-            <w:tr>
-              <w:tc>
-                <w:tcPr/>
-                <w:p>
-                  <w:pPr>
-                    <w:pStyle w:val="Compact"/>
-                    <w:jc w:val="left"/>
-                    <w:jc w:val="center"/>
-                  </w:pPr>
-                  <w:r>
-                    <w:t xml:space="preserve">Circadian Movement</w:t>
-                  </w:r>
-                </w:p>
-              </w:tc>
-              <w:tc>
-                <w:tcPr/>
-                <w:p>
-                  <w:pPr>
-                    <w:pStyle w:val="Compact"/>
-                    <w:jc w:val="left"/>
-                    <w:jc w:val="center"/>
-                  </w:pPr>
-                  <w:r>
-                    <w:t xml:space="preserve">Energy GPS spectrum first calculated within a</w:t>
-                  </w:r>
-                  <w:r>
-                    <w:t xml:space="preserve"> </w:t>
-                  </w:r>
-                  <m:oMath>
-                    <m:r>
-                      <m:t>24</m:t>
-                    </m:r>
-                    <m:r>
-                      <m:rPr>
-                        <m:sty m:val="p"/>
-                      </m:rPr>
-                      <m:t>±</m:t>
-                    </m:r>
-                    <m:r>
-                      <m:t>0.5</m:t>
-                    </m:r>
-                  </m:oMath>
-                  <w:r>
-                    <w:t xml:space="preserve"> </w:t>
-                  </w:r>
-                  <w:r>
-                    <w:t xml:space="preserve">hour period:</w:t>
-                  </w:r>
-                  <m:oMath>
-                    <m:r>
-                      <m:t>E</m:t>
-                    </m:r>
-                    <m:r>
-                      <m:rPr>
-                        <m:sty m:val="p"/>
-                      </m:rPr>
-                      <m:t>=</m:t>
-                    </m:r>
-                    <m:f>
-                      <m:fPr>
-                        <m:type m:val="bar"/>
-                      </m:fPr>
-                      <m:num>
-                        <m:r>
-                          <m:t>1</m:t>
-                        </m:r>
-                      </m:num>
-                      <m:den>
-                        <m:sSub>
-                          <m:e>
-                            <m:r>
-                              <m:t>i</m:t>
-                            </m:r>
-                          </m:e>
-                          <m:sub>
-                            <m:r>
-                              <m:t>U</m:t>
-                            </m:r>
-                          </m:sub>
-                        </m:sSub>
-                        <m:r>
-                          <m:rPr>
-                            <m:sty m:val="p"/>
-                          </m:rPr>
-                          <m:t>−</m:t>
-                        </m:r>
-                        <m:sSub>
-                          <m:e>
-                            <m:r>
-                              <m:t>i</m:t>
-                            </m:r>
-                          </m:e>
-                          <m:sub>
-                            <m:r>
-                              <m:t>L</m:t>
-                            </m:r>
-                          </m:sub>
-                        </m:sSub>
-                      </m:den>
-                    </m:f>
-                    <m:nary>
-                      <m:naryPr>
-                        <m:chr m:val="∑"/>
-                        <m:limLoc m:val="undOvr"/>
-                        <m:subHide m:val="off"/>
-                        <m:supHide m:val="off"/>
-                      </m:naryPr>
-                      <m:sub>
-                        <m:r>
-                          <m:t>i</m:t>
-                        </m:r>
-                        <m:r>
-                          <m:rPr>
-                            <m:sty m:val="p"/>
-                          </m:rPr>
-                          <m:t>=</m:t>
-                        </m:r>
-                        <m:sSub>
-                          <m:e>
-                            <m:r>
-                              <m:t>i</m:t>
-                            </m:r>
-                          </m:e>
-                          <m:sub>
-                            <m:r>
-                              <m:t>L</m:t>
-                            </m:r>
-                          </m:sub>
-                        </m:sSub>
-                      </m:sub>
-                      <m:sup>
-                        <m:sSub>
-                          <m:e>
-                            <m:r>
-                              <m:t>i</m:t>
-                            </m:r>
-                          </m:e>
-                          <m:sub>
-                            <m:r>
-                              <m:t>U</m:t>
-                            </m:r>
-                          </m:sub>
-                        </m:sSub>
-                      </m:sup>
-                      <m:e>
-                        <m:r>
-                          <m:t>p</m:t>
-                        </m:r>
-                      </m:e>
-                    </m:nary>
-                    <m:r>
-                      <m:t>s</m:t>
-                    </m:r>
-                    <m:r>
-                      <m:t>d</m:t>
-                    </m:r>
-                    <m:d>
-                      <m:dPr>
-                        <m:begChr m:val="("/>
-                        <m:endChr m:val=")"/>
-                        <m:sepChr m:val=""/>
-                        <m:grow/>
-                      </m:dPr>
-                      <m:e>
-                        <m:sSub>
-                          <m:e>
-                            <m:r>
-                              <m:t>f</m:t>
-                            </m:r>
-                          </m:e>
-                          <m:sub>
-                            <m:r>
-                              <m:t>i</m:t>
-                            </m:r>
-                          </m:sub>
-                        </m:sSub>
-                      </m:e>
-                    </m:d>
-                  </m:oMath>
-                  <w:r>
-                    <w:t xml:space="preserve">CM then derived from calculating</w:t>
-                  </w:r>
-                  <w:r>
-                    <w:t xml:space="preserve"> </w:t>
-                  </w:r>
-                  <m:oMath>
-                    <m:r>
-                      <m:t>E</m:t>
-                    </m:r>
-                  </m:oMath>
-                  <w:r>
-                    <w:t xml:space="preserve"> </w:t>
-                  </w:r>
-                  <w:r>
-                    <w:t xml:space="preserve">over latitude and longitude separately:</w:t>
-                  </w:r>
-                  <m:oMath>
-                    <m:r>
-                      <m:t>C</m:t>
-                    </m:r>
-                    <m:r>
-                      <m:t>M</m:t>
-                    </m:r>
-                    <m:r>
-                      <m:rPr>
-                        <m:sty m:val="p"/>
-                      </m:rPr>
-                      <m:t>=</m:t>
-                    </m:r>
-                    <m:r>
-                      <m:rPr>
-                        <m:sty m:val="p"/>
-                      </m:rPr>
-                      <m:t>log</m:t>
-                    </m:r>
-                    <m:d>
-                      <m:dPr>
-                        <m:begChr m:val="("/>
-                        <m:endChr m:val=")"/>
-                        <m:sepChr m:val=""/>
-                        <m:grow/>
-                      </m:dPr>
-                      <m:e>
-                        <m:sSub>
-                          <m:e>
-                            <m:r>
-                              <m:t>E</m:t>
-                            </m:r>
-                          </m:e>
-                          <m:sub>
-                            <m:r>
-                              <m:t>l</m:t>
-                            </m:r>
-                            <m:r>
-                              <m:t>a</m:t>
-                            </m:r>
-                            <m:r>
-                              <m:t>t</m:t>
-                            </m:r>
-                          </m:sub>
-                        </m:sSub>
-                        <m:r>
-                          <m:rPr>
-                            <m:sty m:val="p"/>
-                          </m:rPr>
-                          <m:t>+</m:t>
-                        </m:r>
-                        <m:sSub>
-                          <m:e>
-                            <m:r>
-                              <m:t>E</m:t>
-                            </m:r>
-                          </m:e>
-                          <m:sub>
-                            <m:r>
-                              <m:t>l</m:t>
-                            </m:r>
-                            <m:r>
-                              <m:t>o</m:t>
-                            </m:r>
-                            <m:r>
-                              <m:t>n</m:t>
-                            </m:r>
-                            <m:r>
-                              <m:t>g</m:t>
-                            </m:r>
-                          </m:sub>
-                        </m:sSub>
-                      </m:e>
-                    </m:d>
-                  </m:oMath>
-                </w:p>
-              </w:tc>
-              <w:tc>
-                <w:tcPr/>
-                <w:p>
-                  <w:pPr>
-                    <w:pStyle w:val="Compact"/>
-                    <w:jc w:val="left"/>
-                    <w:jc w:val="center"/>
-                  </w:pPr>
-                  <w:r>
-                    <w:t xml:space="preserve">Two-week lead time followed by one week periods which advance by one 24-hour cycle</w:t>
-                  </w:r>
-                </w:p>
-              </w:tc>
-              <w:tc>
-                <w:tcPr/>
-                <w:p>
-                  <w:pPr>
-                    <w:pStyle w:val="Compact"/>
-                    <w:jc w:val="left"/>
-                    <w:jc w:val="center"/>
-                  </w:pPr>
-                  <w:r>
-                    <w:t xml:space="preserve">Measure of how closely an individual’s activity patterns map onto a 24-hour cycle</w:t>
-                  </w:r>
-                </w:p>
-              </w:tc>
-              <w:tc>
-                <w:tcPr/>
-                <w:p>
-                  <w:pPr>
-                    <w:pStyle w:val="Compact"/>
-                    <w:jc w:val="left"/>
-                    <w:jc w:val="center"/>
-                  </w:pPr>
-                  <w:r>
-                    <w:t xml:space="preserve">Higher CM may indicate greater temporal regularity</w:t>
-                  </w:r>
-                </w:p>
-              </w:tc>
-            </w:tr>
-            <w:tr>
-              <w:tc>
-                <w:tcPr/>
-                <w:p>
-                  <w:pPr>
-                    <w:pStyle w:val="Compact"/>
-                    <w:jc w:val="left"/>
-                    <w:jc w:val="center"/>
-                  </w:pPr>
-                  <w:r>
-                    <w:t xml:space="preserve">Time spent at home</w:t>
-                  </w:r>
-                </w:p>
-              </w:tc>
-              <w:tc>
-                <w:tcPr/>
-                <w:p>
-                  <w:pPr>
-                    <w:pStyle w:val="Compact"/>
-                    <w:jc w:val="left"/>
-                    <w:jc w:val="center"/>
-                  </w:pPr>
-                  <w:r>
-                    <w:t xml:space="preserve">Percentage of time spent at home.</w:t>
-                  </w:r>
-                </w:p>
-              </w:tc>
-              <w:tc>
-                <w:tcPr/>
-                <w:p>
-                  <w:pPr>
-                    <w:pStyle w:val="Compact"/>
-                    <w:jc w:val="left"/>
-                    <w:jc w:val="center"/>
-                  </w:pPr>
-                  <w:r>
-                    <w:t xml:space="preserve">Calculated as both raw and difference scores for past 6, 12, 24, 48, 72, and 168 hours</w:t>
-                  </w:r>
-                </w:p>
-              </w:tc>
-              <w:tc>
-                <w:tcPr/>
-                <w:p>
-                  <w:pPr>
-                    <w:pStyle w:val="Compact"/>
-                  </w:pPr>
-                </w:p>
-              </w:tc>
-              <w:tc>
-                <w:tcPr/>
-                <w:p>
-                  <w:pPr>
-                    <w:pStyle w:val="Compact"/>
-                  </w:pPr>
-                </w:p>
-              </w:tc>
-            </w:tr>
-            <w:tr>
-              <w:tc>
-                <w:tcPr/>
-                <w:p>
-                  <w:pPr>
-                    <w:pStyle w:val="Compact"/>
-                    <w:jc w:val="left"/>
-                    <w:jc w:val="center"/>
-                  </w:pPr>
-                  <w:r>
-                    <w:t xml:space="preserve">Time spent out of home in the evening</w:t>
-                  </w:r>
-                </w:p>
-              </w:tc>
-              <w:tc>
-                <w:tcPr/>
-                <w:p>
-                  <w:pPr>
-                    <w:pStyle w:val="Compact"/>
-                    <w:jc w:val="left"/>
-                    <w:jc w:val="center"/>
-                  </w:pPr>
-                  <w:r>
-                    <w:t xml:space="preserve">Percentage of time spent at home between the hours of</w:t>
-                  </w:r>
-                </w:p>
-              </w:tc>
-              <w:tc>
-                <w:tcPr/>
-                <w:p>
-                  <w:pPr>
-                    <w:pStyle w:val="Compact"/>
-                    <w:jc w:val="left"/>
-                    <w:jc w:val="center"/>
-                  </w:pPr>
-                  <w:r>
-                    <w:t xml:space="preserve">Calculated as both raw and difference scores for past 6, 12, 24, 48, 72, and 168 hours</w:t>
-                  </w:r>
-                </w:p>
-              </w:tc>
-              <w:tc>
-                <w:tcPr/>
-                <w:p>
-                  <w:pPr>
-                    <w:pStyle w:val="Compact"/>
-                  </w:pPr>
-                </w:p>
-              </w:tc>
-              <w:tc>
-                <w:tcPr/>
-                <w:p>
-                  <w:pPr>
-                    <w:pStyle w:val="Compact"/>
-                  </w:pPr>
-                </w:p>
-              </w:tc>
-            </w:tr>
-          </w:tbl>
-          <w:bookmarkEnd w:id="90"/>
-          <w:p/>
+        </w:tc>
+        <w:tc>
+          <w:tcPr/>
+          <w:p>
+            <w:pPr>
+              <w:pStyle w:val="Compact"/>
+              <w:jc w:val="left"/>
+            </w:pPr>
+            <m:oMath>
+              <m:r>
+                <m:t>L</m:t>
+              </m:r>
+              <m:r>
+                <m:t>o</m:t>
+              </m:r>
+              <m:r>
+                <m:t>c</m:t>
+              </m:r>
+              <m:r>
+                <m:t>a</m:t>
+              </m:r>
+              <m:r>
+                <m:t>t</m:t>
+              </m:r>
+              <m:r>
+                <m:t>i</m:t>
+              </m:r>
+              <m:r>
+                <m:t>o</m:t>
+              </m:r>
+              <m:r>
+                <m:t>n</m:t>
+              </m:r>
+              <m:r>
+                <m:t>V</m:t>
+              </m:r>
+              <m:r>
+                <m:t>a</m:t>
+              </m:r>
+              <m:r>
+                <m:t>r</m:t>
+              </m:r>
+              <m:r>
+                <m:t>i</m:t>
+              </m:r>
+              <m:r>
+                <m:t>a</m:t>
+              </m:r>
+              <m:r>
+                <m:t>n</m:t>
+              </m:r>
+              <m:r>
+                <m:t>c</m:t>
+              </m:r>
+              <m:r>
+                <m:t>e</m:t>
+              </m:r>
+              <m:r>
+                <m:rPr>
+                  <m:sty m:val="p"/>
+                </m:rPr>
+                <m:t>=</m:t>
+              </m:r>
+              <m:r>
+                <m:rPr>
+                  <m:sty m:val="p"/>
+                </m:rPr>
+                <m:t>log</m:t>
+              </m:r>
+              <m:d>
+                <m:dPr>
+                  <m:begChr m:val="("/>
+                  <m:endChr m:val=")"/>
+                  <m:sepChr m:val=""/>
+                  <m:grow/>
+                </m:dPr>
+                <m:e>
+                  <m:sSubSup>
+                    <m:e>
+                      <m:r>
+                        <m:t>σ</m:t>
+                      </m:r>
+                    </m:e>
+                    <m:sub>
+                      <m:r>
+                        <m:t>l</m:t>
+                      </m:r>
+                      <m:r>
+                        <m:t>a</m:t>
+                      </m:r>
+                      <m:r>
+                        <m:t>t</m:t>
+                      </m:r>
+                    </m:sub>
+                    <m:sup>
+                      <m:r>
+                        <m:t>2</m:t>
+                      </m:r>
+                    </m:sup>
+                  </m:sSubSup>
+                  <m:r>
+                    <m:rPr>
+                      <m:sty m:val="p"/>
+                    </m:rPr>
+                    <m:t>+</m:t>
+                  </m:r>
+                  <m:sSubSup>
+                    <m:e>
+                      <m:r>
+                        <m:t>σ</m:t>
+                      </m:r>
+                    </m:e>
+                    <m:sub>
+                      <m:r>
+                        <m:t>l</m:t>
+                      </m:r>
+                      <m:r>
+                        <m:t>o</m:t>
+                      </m:r>
+                      <m:r>
+                        <m:t>n</m:t>
+                      </m:r>
+                      <m:r>
+                        <m:t>g</m:t>
+                      </m:r>
+                    </m:sub>
+                    <m:sup>
+                      <m:r>
+                        <m:t>2</m:t>
+                      </m:r>
+                    </m:sup>
+                  </m:sSubSup>
+                </m:e>
+              </m:d>
+            </m:oMath>
+          </w:p>
+        </w:tc>
+        <w:tc>
+          <w:tcPr/>
+          <w:p>
+            <w:pPr>
+              <w:pStyle w:val="Compact"/>
+              <w:jc w:val="left"/>
+            </w:pPr>
+            <w:r>
+              <w:t xml:space="preserve">Calculated as both raw and difference scores for past 24 and 168 hours</w:t>
+            </w:r>
+          </w:p>
+        </w:tc>
+        <w:tc>
+          <w:tcPr/>
+          <w:p>
+            <w:pPr>
+              <w:pStyle w:val="Compact"/>
+              <w:jc w:val="left"/>
+            </w:pPr>
+            <w:r>
+              <w:t xml:space="preserve">Spatial variability over defined segments</w:t>
+            </w:r>
+          </w:p>
+        </w:tc>
+        <w:tc>
+          <w:tcPr/>
+          <w:p>
+            <w:pPr>
+              <w:pStyle w:val="Compact"/>
+              <w:jc w:val="left"/>
+            </w:pPr>
+            <w:r>
+              <w:t xml:space="preserve">Lower variance may be indicative of more isolation, less geographical coverage</w:t>
+            </w:r>
+          </w:p>
+        </w:tc>
+      </w:tr>
+      <w:tr>
+        <w:tc>
+          <w:tcPr/>
+          <w:p>
+            <w:pPr>
+              <w:pStyle w:val="Compact"/>
+              <w:jc w:val="left"/>
+            </w:pPr>
+            <w:r>
+              <w:t xml:space="preserve">Entropy</w:t>
+            </w:r>
+          </w:p>
+        </w:tc>
+        <w:tc>
+          <w:tcPr/>
+          <w:p>
+            <w:pPr>
+              <w:pStyle w:val="Compact"/>
+              <w:jc w:val="left"/>
+            </w:pPr>
+            <m:oMath>
+              <m:r>
+                <m:t>E</m:t>
+              </m:r>
+              <m:r>
+                <m:t>n</m:t>
+              </m:r>
+              <m:r>
+                <m:t>t</m:t>
+              </m:r>
+              <m:r>
+                <m:t>r</m:t>
+              </m:r>
+              <m:r>
+                <m:t>o</m:t>
+              </m:r>
+              <m:r>
+                <m:t>p</m:t>
+              </m:r>
+              <m:r>
+                <m:t>y</m:t>
+              </m:r>
+              <m:r>
+                <m:rPr>
+                  <m:sty m:val="p"/>
+                </m:rPr>
+                <m:t>=</m:t>
+              </m:r>
+              <m:r>
+                <m:rPr>
+                  <m:sty m:val="p"/>
+                </m:rPr>
+                <m:t>−</m:t>
+              </m:r>
+              <m:nary>
+                <m:naryPr>
+                  <m:chr m:val="∑"/>
+                  <m:limLoc m:val="undOvr"/>
+                  <m:subHide m:val="off"/>
+                  <m:supHide m:val="off"/>
+                </m:naryPr>
+                <m:sub>
+                  <m:r>
+                    <m:t>i</m:t>
+                  </m:r>
+                  <m:r>
+                    <m:rPr>
+                      <m:sty m:val="p"/>
+                    </m:rPr>
+                    <m:t>=</m:t>
+                  </m:r>
+                  <m:r>
+                    <m:t>1</m:t>
+                  </m:r>
+                </m:sub>
+                <m:sup>
+                  <m:r>
+                    <m:t>N</m:t>
+                  </m:r>
+                </m:sup>
+                <m:e>
+                  <m:sSub>
+                    <m:e>
+                      <m:r>
+                        <m:t>p</m:t>
+                      </m:r>
+                    </m:e>
+                    <m:sub>
+                      <m:r>
+                        <m:t>i</m:t>
+                      </m:r>
+                    </m:sub>
+                  </m:sSub>
+                </m:e>
+              </m:nary>
+              <m:r>
+                <m:rPr>
+                  <m:sty m:val="p"/>
+                </m:rPr>
+                <m:t>log</m:t>
+              </m:r>
+              <m:d>
+                <m:dPr>
+                  <m:begChr m:val="("/>
+                  <m:endChr m:val=")"/>
+                  <m:sepChr m:val=""/>
+                  <m:grow/>
+                </m:dPr>
+                <m:e>
+                  <m:sSub>
+                    <m:e>
+                      <m:r>
+                        <m:t>p</m:t>
+                      </m:r>
+                    </m:e>
+                    <m:sub>
+                      <m:r>
+                        <m:t>i</m:t>
+                      </m:r>
+                    </m:sub>
+                  </m:sSub>
+                </m:e>
+              </m:d>
+            </m:oMath>
+          </w:p>
+        </w:tc>
+        <w:tc>
+          <w:tcPr/>
+          <w:p>
+            <w:pPr>
+              <w:pStyle w:val="Compact"/>
+              <w:jc w:val="left"/>
+            </w:pPr>
+            <w:r>
+              <w:t xml:space="preserve">Calculated as both raw and difference scores for past 24 and 168 hours</w:t>
+            </w:r>
+          </w:p>
+        </w:tc>
+        <w:tc>
+          <w:tcPr/>
+          <w:p>
+            <w:pPr>
+              <w:pStyle w:val="Compact"/>
+              <w:jc w:val="left"/>
+            </w:pPr>
+            <w:r>
+              <w:t xml:space="preserve">Distribution of time across location clusters</w:t>
+            </w:r>
+          </w:p>
+        </w:tc>
+        <w:tc>
+          <w:tcPr/>
+          <w:p>
+            <w:pPr>
+              <w:pStyle w:val="Compact"/>
+              <w:jc w:val="left"/>
+            </w:pPr>
+            <w:r>
+              <w:t xml:space="preserve">Higher entropy may be indicative of greater flexibility in routine, which could either indicate experiential diversity or lack of routine</w:t>
+            </w:r>
+          </w:p>
+        </w:tc>
+      </w:tr>
+      <w:tr>
+        <w:tc>
+          <w:tcPr/>
+          <w:p>
+            <w:pPr>
+              <w:pStyle w:val="Compact"/>
+              <w:jc w:val="left"/>
+            </w:pPr>
+            <w:r>
+              <w:t xml:space="preserve">Normalized Entropy</w:t>
+            </w:r>
+          </w:p>
+        </w:tc>
+        <w:tc>
+          <w:tcPr/>
+          <w:p>
+            <w:pPr>
+              <w:pStyle w:val="Compact"/>
+              <w:jc w:val="left"/>
+            </w:pPr>
+            <m:oMath>
+              <m:r>
+                <m:t>N</m:t>
+              </m:r>
+              <m:r>
+                <m:t>o</m:t>
+              </m:r>
+              <m:r>
+                <m:t>r</m:t>
+              </m:r>
+              <m:r>
+                <m:t>m</m:t>
+              </m:r>
+              <m:r>
+                <m:t>a</m:t>
+              </m:r>
+              <m:r>
+                <m:t>l</m:t>
+              </m:r>
+              <m:r>
+                <m:t>i</m:t>
+              </m:r>
+              <m:r>
+                <m:t>z</m:t>
+              </m:r>
+              <m:r>
+                <m:t>e</m:t>
+              </m:r>
+              <m:r>
+                <m:t>d</m:t>
+              </m:r>
+              <m:r>
+                <m:t>E</m:t>
+              </m:r>
+              <m:r>
+                <m:t>n</m:t>
+              </m:r>
+              <m:r>
+                <m:t>t</m:t>
+              </m:r>
+              <m:r>
+                <m:t>r</m:t>
+              </m:r>
+              <m:r>
+                <m:t>o</m:t>
+              </m:r>
+              <m:r>
+                <m:t>p</m:t>
+              </m:r>
+              <m:r>
+                <m:t>y</m:t>
+              </m:r>
+              <m:r>
+                <m:rPr>
+                  <m:sty m:val="p"/>
+                </m:rPr>
+                <m:t>=</m:t>
+              </m:r>
+              <m:f>
+                <m:fPr>
+                  <m:type m:val="bar"/>
+                </m:fPr>
+                <m:num>
+                  <m:r>
+                    <m:t>E</m:t>
+                  </m:r>
+                  <m:r>
+                    <m:t>n</m:t>
+                  </m:r>
+                  <m:r>
+                    <m:t>t</m:t>
+                  </m:r>
+                  <m:r>
+                    <m:t>r</m:t>
+                  </m:r>
+                  <m:r>
+                    <m:t>o</m:t>
+                  </m:r>
+                  <m:r>
+                    <m:t>p</m:t>
+                  </m:r>
+                  <m:r>
+                    <m:t>y</m:t>
+                  </m:r>
+                </m:num>
+                <m:den>
+                  <m:r>
+                    <m:rPr>
+                      <m:sty m:val="p"/>
+                    </m:rPr>
+                    <m:t>log</m:t>
+                  </m:r>
+                  <m:d>
+                    <m:dPr>
+                      <m:begChr m:val="("/>
+                      <m:endChr m:val=")"/>
+                      <m:sepChr m:val=""/>
+                      <m:grow/>
+                    </m:dPr>
+                    <m:e>
+                      <m:r>
+                        <m:t>N</m:t>
+                      </m:r>
+                    </m:e>
+                  </m:d>
+                </m:den>
+              </m:f>
+            </m:oMath>
+          </w:p>
+        </w:tc>
+        <w:tc>
+          <w:tcPr/>
+          <w:p>
+            <w:pPr>
+              <w:pStyle w:val="Compact"/>
+              <w:jc w:val="left"/>
+            </w:pPr>
+            <w:r>
+              <w:t xml:space="preserve">Calculated as both raw and difference scores for past 24 and 168 hours</w:t>
+            </w:r>
+          </w:p>
+        </w:tc>
+        <w:tc>
+          <w:tcPr/>
+          <w:p>
+            <w:pPr>
+              <w:pStyle w:val="Compact"/>
+              <w:jc w:val="left"/>
+            </w:pPr>
+            <w:r>
+              <w:t xml:space="preserve">Distribution of time across location clusters, accounting for number of clusters</w:t>
+            </w:r>
+          </w:p>
+        </w:tc>
+        <w:tc>
+          <w:tcPr/>
+          <w:p>
+            <w:pPr>
+              <w:pStyle w:val="Compact"/>
+            </w:pPr>
+          </w:p>
+        </w:tc>
+      </w:tr>
+      <w:tr>
+        <w:tc>
+          <w:tcPr/>
+          <w:p>
+            <w:pPr>
+              <w:pStyle w:val="Compact"/>
+              <w:jc w:val="left"/>
+            </w:pPr>
+            <w:r>
+              <w:t xml:space="preserve">Time spent at home</w:t>
+            </w:r>
+          </w:p>
+        </w:tc>
+        <w:tc>
+          <w:tcPr/>
+          <w:p>
+            <w:pPr>
+              <w:pStyle w:val="Compact"/>
+              <w:jc w:val="left"/>
+            </w:pPr>
+            <w:r>
+              <w:t xml:space="preserve">Percentage of time spent at home.</w:t>
+            </w:r>
+          </w:p>
+        </w:tc>
+        <w:tc>
+          <w:tcPr/>
+          <w:p>
+            <w:pPr>
+              <w:pStyle w:val="Compact"/>
+              <w:jc w:val="left"/>
+            </w:pPr>
+            <w:r>
+              <w:t xml:space="preserve">Calculated as both raw and difference scores for past 24 and 168 hours</w:t>
+            </w:r>
+          </w:p>
+        </w:tc>
+        <w:tc>
+          <w:tcPr/>
+          <w:p>
+            <w:pPr>
+              <w:pStyle w:val="Compact"/>
+            </w:pPr>
+          </w:p>
+        </w:tc>
+        <w:tc>
+          <w:tcPr/>
+          <w:p>
+            <w:pPr>
+              <w:pStyle w:val="Compact"/>
+            </w:pPr>
+          </w:p>
+        </w:tc>
+      </w:tr>
+      <w:tr>
+        <w:tc>
+          <w:tcPr/>
+          <w:p>
+            <w:pPr>
+              <w:pStyle w:val="Compact"/>
+              <w:jc w:val="left"/>
+            </w:pPr>
+            <w:r>
+              <w:t xml:space="preserve">Time spent out of home in the evening</w:t>
+            </w:r>
+          </w:p>
+        </w:tc>
+        <w:tc>
+          <w:tcPr/>
+          <w:p>
+            <w:pPr>
+              <w:pStyle w:val="Compact"/>
+              <w:jc w:val="left"/>
+            </w:pPr>
+            <w:r>
+              <w:t xml:space="preserve">Percentage of time spent at home between the hours of 19:00 and 4:00</w:t>
+            </w:r>
+          </w:p>
+        </w:tc>
+        <w:tc>
+          <w:tcPr/>
+          <w:p>
+            <w:pPr>
+              <w:pStyle w:val="Compact"/>
+              <w:jc w:val="left"/>
+            </w:pPr>
+            <w:r>
+              <w:t xml:space="preserve">Calculated as both raw and difference scores for past 24 and 168 hours</w:t>
+            </w:r>
+          </w:p>
+        </w:tc>
+        <w:tc>
+          <w:tcPr/>
+          <w:p>
+            <w:pPr>
+              <w:pStyle w:val="Compact"/>
+            </w:pPr>
+          </w:p>
+        </w:tc>
+        <w:tc>
+          <w:tcPr/>
+          <w:p>
+            <w:pPr>
+              <w:pStyle w:val="Compact"/>
+            </w:pPr>
+          </w:p>
+        </w:tc>
+      </w:tr>
+      <w:tr>
+        <w:tc>
+          <w:tcPr/>
+          <w:p>
+            <w:pPr>
+              <w:pStyle w:val="Compact"/>
+              <w:jc w:val="left"/>
+            </w:pPr>
+            <w:r>
+              <w:t xml:space="preserve">Weather, including temperature and condensation</w:t>
+            </w:r>
+          </w:p>
+        </w:tc>
+        <w:tc>
+          <w:tcPr/>
+          <w:p>
+            <w:pPr>
+              <w:pStyle w:val="Compact"/>
+              <w:jc w:val="left"/>
+            </w:pPr>
+            <w:r>
+              <w:t xml:space="preserve">Cite Aaron’s paper</w:t>
+            </w:r>
+          </w:p>
+        </w:tc>
+        <w:tc>
+          <w:tcPr/>
+          <w:p>
+            <w:pPr>
+              <w:pStyle w:val="Compact"/>
+              <w:jc w:val="left"/>
+            </w:pPr>
+            <w:r>
+              <w:t xml:space="preserve">Calculated as minimum, maximum, and median temperature, and maximum and counts of condensation (snow and precipitation) for the past 24 and 168 hours</w:t>
+            </w:r>
+          </w:p>
+        </w:tc>
+        <w:tc>
+          <w:tcPr/>
+          <w:p>
+            <w:pPr>
+              <w:pStyle w:val="Compact"/>
+            </w:pPr>
+          </w:p>
+        </w:tc>
+        <w:tc>
+          <w:tcPr/>
+          <w:p>
+            <w:pPr>
+              <w:pStyle w:val="Compact"/>
+            </w:pPr>
+          </w:p>
         </w:tc>
       </w:tr>
     </w:tbl>
-    <w:bookmarkEnd w:id="91"/>
-    <w:bookmarkEnd w:id="92"/>
+    <w:p>
+      <w:pPr>
+        <w:pStyle w:val="BodyText"/>
+      </w:pPr>
+      <w:r>
+        <w:t xml:space="preserve">: Raw geolocation features derived from the GPS literature with description of modifications made for current study. {#tbl-raw}</w:t>
+      </w:r>
+    </w:p>
+    <w:bookmarkEnd w:id="95"/>
+    <w:bookmarkEnd w:id="96"/>
     <w:sectPr/>
   </w:body>
 </w:document>
@@ -5089,8 +5122,114 @@
       </w:pPr>
     </w:lvl>
   </w:abstractNum>
+  <w:abstractNum w:abstractNumId="991">
+    <w:nsid w:val="0000A991"/>
+    <w:multiLevelType w:val="multilevel"/>
+    <w:lvl w:ilvl="0">
+      <w:numFmt w:val="bullet"/>
+      <w:lvlText w:val=""/>
+      <w:lvlJc w:val="left"/>
+      <w:pPr>
+        <w:ind w:left="720" w:hanging="360"/>
+      </w:pPr>
+      <w:rPr>
+        <w:rFonts w:ascii="Symbol" w:hAnsi="Symbol" w:cs="Symbol" w:hint="default"/>
+      </w:rPr>
+    </w:lvl>
+    <w:lvl w:ilvl="1">
+      <w:numFmt w:val="bullet"/>
+      <w:lvlText w:val="o"/>
+      <w:lvlJc w:val="left"/>
+      <w:pPr>
+        <w:ind w:left="1440" w:hanging="360"/>
+      </w:pPr>
+      <w:rPr>
+        <w:rFonts w:ascii="Courier New" w:hAnsi="Courier New" w:cs="Courier New" w:hint="default"/>
+      </w:rPr>
+    </w:lvl>
+    <w:lvl w:ilvl="2">
+      <w:numFmt w:val="bullet"/>
+      <w:lvlText w:val=""/>
+      <w:lvlJc w:val="left"/>
+      <w:pPr>
+        <w:ind w:left="2160" w:hanging="360"/>
+      </w:pPr>
+      <w:rPr>
+        <w:rFonts w:ascii="Wingdings" w:hAnsi="Wingdings" w:cs="Wingdings" w:hint="default"/>
+      </w:rPr>
+    </w:lvl>
+    <w:lvl w:ilvl="3">
+      <w:numFmt w:val="bullet"/>
+      <w:lvlText w:val=""/>
+      <w:lvlJc w:val="left"/>
+      <w:pPr>
+        <w:ind w:left="2880" w:hanging="360"/>
+      </w:pPr>
+      <w:rPr>
+        <w:rFonts w:ascii="Symbol" w:hAnsi="Symbol" w:cs="Symbol" w:hint="default"/>
+      </w:rPr>
+    </w:lvl>
+    <w:lvl w:ilvl="4">
+      <w:numFmt w:val="bullet"/>
+      <w:lvlText w:val="o"/>
+      <w:lvlJc w:val="left"/>
+      <w:pPr>
+        <w:ind w:left="3600" w:hanging="360"/>
+      </w:pPr>
+      <w:rPr>
+        <w:rFonts w:ascii="Courier New" w:hAnsi="Courier New" w:cs="Courier New" w:hint="default"/>
+      </w:rPr>
+    </w:lvl>
+    <w:lvl w:ilvl="5">
+      <w:numFmt w:val="bullet"/>
+      <w:lvlText w:val=""/>
+      <w:lvlJc w:val="left"/>
+      <w:pPr>
+        <w:ind w:left="4320" w:hanging="360"/>
+      </w:pPr>
+      <w:rPr>
+        <w:rFonts w:ascii="Wingdings" w:hAnsi="Wingdings" w:cs="Wingdings" w:hint="default"/>
+      </w:rPr>
+    </w:lvl>
+    <w:lvl w:ilvl="6">
+      <w:numFmt w:val="bullet"/>
+      <w:lvlText w:val=""/>
+      <w:lvlJc w:val="left"/>
+      <w:pPr>
+        <w:ind w:left="5040" w:hanging="360"/>
+      </w:pPr>
+      <w:rPr>
+        <w:rFonts w:ascii="Symbol" w:hAnsi="Symbol" w:cs="Symbol" w:hint="default"/>
+      </w:rPr>
+    </w:lvl>
+    <w:lvl w:ilvl="7">
+      <w:numFmt w:val="bullet"/>
+      <w:lvlText w:val="o"/>
+      <w:lvlJc w:val="left"/>
+      <w:pPr>
+        <w:ind w:left="5760" w:hanging="360"/>
+      </w:pPr>
+      <w:rPr>
+        <w:rFonts w:ascii="Courier New" w:hAnsi="Courier New" w:cs="Courier New" w:hint="default"/>
+      </w:rPr>
+    </w:lvl>
+    <w:lvl w:ilvl="8">
+      <w:numFmt w:val="bullet"/>
+      <w:lvlText w:val=""/>
+      <w:lvlJc w:val="left"/>
+      <w:pPr>
+        <w:ind w:left="6480" w:hanging="360"/>
+      </w:pPr>
+      <w:rPr>
+        <w:rFonts w:ascii="Wingdings" w:hAnsi="Wingdings" w:cs="Wingdings" w:hint="default"/>
+      </w:rPr>
+    </w:lvl>
+  </w:abstractNum>
   <w:num w:numId="1000">
     <w:abstractNumId w:val="990"/>
+  </w:num>
+  <w:num w:numId="1001">
+    <w:abstractNumId w:val="991"/>
   </w:num>
 </w:numbering>
 </file>
